--- a/Netbird Integration.docx
+++ b/Netbird Integration.docx
@@ -52,12 +52,11 @@
           <w:color w:val="000000" w:themeColor="text1"/>
           <w:sz w:val="48"/>
           <w:szCs w:val="48"/>
-          <w:lang w:val="en-US"/>
         </w:rPr>
       </w:r>
       <w:r>
         <w:rPr>
-          <w:rFonts w:ascii="Arial" w:hAnsi="Arial" w:eastAsia="Arial" w:cs="Arial"/>
+          <w:rFonts w:ascii="Arial" w:hAnsi="Arial" w:cs="Arial"/>
           <w:color w:val="000000" w:themeColor="text1"/>
           <w:sz w:val="48"/>
           <w:szCs w:val="48"/>
@@ -248,6 +247,14 @@
           <w:szCs w:val="24"/>
         </w:rPr>
       </w:r>
+      <w:r>
+        <w:rPr>
+          <w:rFonts w:ascii="Arial" w:hAnsi="Arial" w:cs="Arial"/>
+          <w:color w:val="000000" w:themeColor="text1"/>
+          <w:sz w:val="24"/>
+          <w:szCs w:val="24"/>
+        </w:rPr>
+      </w:r>
     </w:p>
     <w:p>
       <w:pPr>
@@ -295,6 +302,7 @@
       <w:r>
         <w:rPr>
           <w:color w:val="000000" w:themeColor="text1"/>
+          <w14:ligatures w14:val="none"/>
         </w:rPr>
       </w:r>
     </w:p>
@@ -365,7 +373,26 @@
           <w:sz w:val="24"/>
           <w:szCs w:val="24"/>
         </w:rPr>
-        <w:t xml:space="preserve">IP: 10.77.30.x), o srautas iš interneto pasiekia jį </w:t>
+        <w:t xml:space="preserve">IP: 10.77.30.</w:t>
+      </w:r>
+      <w:r>
+        <w:rPr>
+          <w:rFonts w:ascii="Arial" w:hAnsi="Arial" w:eastAsia="Arial" w:cs="Arial"/>
+          <w:color w:val="000000" w:themeColor="text1"/>
+          <w:sz w:val="24"/>
+          <w:szCs w:val="24"/>
+          <w:lang w:val="en-US"/>
+        </w:rPr>
+        <w:t xml:space="preserve">100</w:t>
+      </w:r>
+      <w:r>
+        <w:rPr>
+          <w:rFonts w:ascii="Arial" w:hAnsi="Arial" w:eastAsia="Arial" w:cs="Arial"/>
+          <w:color w:val="000000" w:themeColor="text1"/>
+          <w:sz w:val="24"/>
+          <w:szCs w:val="24"/>
+        </w:rPr>
+        <w:t xml:space="preserve">), o srautas iš interneto pasiekia jį </w:t>
       </w:r>
       <w:r>
         <w:rPr>
@@ -404,7 +431,26 @@
           <w:sz w:val="24"/>
           <w:szCs w:val="24"/>
         </w:rPr>
-        <w:t xml:space="preserve">IP: 10.77.40.x), naudojant custom Nginx konfigūraciją. Atskiro Traefik konteinerio nenaudojama, nes esamas NPM su rankiniu gRPC konfigūravimu pasirodė pakankamas paprastam namų VPN naudojimui, kur nau</w:t>
+        <w:t xml:space="preserve">IP: 10.77.40.</w:t>
+      </w:r>
+      <w:r>
+        <w:rPr>
+          <w:rFonts w:ascii="Arial" w:hAnsi="Arial" w:eastAsia="Arial" w:cs="Arial"/>
+          <w:color w:val="000000" w:themeColor="text1"/>
+          <w:sz w:val="24"/>
+          <w:szCs w:val="24"/>
+          <w:lang w:val="en-US"/>
+        </w:rPr>
+        <w:t xml:space="preserve">100</w:t>
+      </w:r>
+      <w:r>
+        <w:rPr>
+          <w:rFonts w:ascii="Arial" w:hAnsi="Arial" w:eastAsia="Arial" w:cs="Arial"/>
+          <w:color w:val="000000" w:themeColor="text1"/>
+          <w:sz w:val="24"/>
+          <w:szCs w:val="24"/>
+        </w:rPr>
+        <w:t xml:space="preserve">), naudojant custom Nginx konfigūraciją. Atskiro Traefik konteinerio nenaudojama, nes esamas NPM su rankiniu gRPC konfigūravimu pasirodė pakankamas paprastam namų VPN naudojimui, kur nau</w:t>
       </w:r>
       <w:r>
         <w:rPr>
@@ -452,6 +498,14 @@
           <w:szCs w:val="24"/>
         </w:rPr>
       </w:r>
+      <w:r>
+        <w:rPr>
+          <w:rFonts w:ascii="Arial" w:hAnsi="Arial" w:cs="Arial"/>
+          <w:color w:val="000000" w:themeColor="text1"/>
+          <w:sz w:val="24"/>
+          <w:szCs w:val="24"/>
+        </w:rPr>
+      </w:r>
     </w:p>
     <w:p>
       <w:pPr>
@@ -486,35 +540,7 @@
       <w:r>
         <w:rPr>
           <w:color w:val="000000" w:themeColor="text1"/>
-        </w:rPr>
-      </w:r>
-      <w:r>
-        <w:rPr>
-          <w:rFonts w:ascii="Arial" w:hAnsi="Arial" w:cs="Arial"/>
-          <w:color w:val="000000" w:themeColor="text1"/>
-          <w:sz w:val="24"/>
-          <w:szCs w:val="24"/>
-        </w:rPr>
-      </w:r>
-      <w:r>
-        <w:rPr>
-          <w:rFonts w:ascii="Arial" w:hAnsi="Arial" w:cs="Arial"/>
-          <w:color w:val="000000" w:themeColor="text1"/>
-          <w:sz w:val="24"/>
-          <w:szCs w:val="24"/>
-        </w:rPr>
-      </w:r>
-      <w:r>
-        <w:rPr>
-          <w:rFonts w:ascii="Arial" w:hAnsi="Arial" w:cs="Arial"/>
-          <w:color w:val="000000" w:themeColor="text1"/>
-          <w:sz w:val="24"/>
-          <w:szCs w:val="24"/>
-        </w:rPr>
-      </w:r>
-      <w:r>
-        <w:rPr>
-          <w:color w:val="000000" w:themeColor="text1"/>
+          <w14:ligatures w14:val="none"/>
         </w:rPr>
       </w:r>
     </w:p>
@@ -563,7 +589,7 @@
           <w:p>
             <w:pPr>
               <w:pBdr/>
-              <w:spacing w:after="0" w:before="0" w:line="240"/>
+              <w:spacing w:after="0" w:before="0" w:line="240" w:lineRule="auto"/>
               <w:ind/>
               <w:rPr/>
             </w:pPr>
@@ -600,7 +626,7 @@
           <w:p>
             <w:pPr>
               <w:pBdr/>
-              <w:spacing w:after="0" w:before="0" w:line="240"/>
+              <w:spacing w:after="0" w:before="0" w:line="240" w:lineRule="auto"/>
               <w:ind/>
               <w:rPr/>
             </w:pPr>
@@ -637,7 +663,7 @@
           <w:p>
             <w:pPr>
               <w:pBdr/>
-              <w:spacing w:after="0" w:before="0" w:line="240"/>
+              <w:spacing w:after="0" w:before="0" w:line="240" w:lineRule="auto"/>
               <w:ind/>
               <w:rPr/>
             </w:pPr>
@@ -674,7 +700,7 @@
           <w:p>
             <w:pPr>
               <w:pBdr/>
-              <w:spacing w:after="0" w:before="0" w:line="240"/>
+              <w:spacing w:after="0" w:before="0" w:line="240" w:lineRule="auto"/>
               <w:ind/>
               <w:rPr/>
             </w:pPr>
@@ -713,7 +739,7 @@
           <w:p>
             <w:pPr>
               <w:pBdr/>
-              <w:spacing w:after="0" w:before="0" w:line="240"/>
+              <w:spacing w:after="0" w:before="0" w:line="240" w:lineRule="auto"/>
               <w:ind/>
               <w:rPr/>
             </w:pPr>
@@ -749,7 +775,7 @@
           <w:p>
             <w:pPr>
               <w:pBdr/>
-              <w:spacing w:after="0" w:before="0" w:line="240"/>
+              <w:spacing w:after="0" w:before="0" w:line="240" w:lineRule="auto"/>
               <w:ind/>
               <w:rPr/>
             </w:pPr>
@@ -784,7 +810,7 @@
           <w:p>
             <w:pPr>
               <w:pBdr/>
-              <w:spacing w:after="0" w:before="0" w:line="240"/>
+              <w:spacing w:after="0" w:before="0" w:line="240" w:lineRule="auto"/>
               <w:ind/>
               <w:rPr/>
             </w:pPr>
@@ -804,7 +830,6 @@
               </w:rPr>
               <w:t xml:space="preserve">HTTP → HTTPS redirec</w:t>
             </w:r>
-            <w:r/>
             <w:r>
               <w:rPr>
                 <w:rFonts w:ascii="Arial" w:hAnsi="Arial" w:eastAsia="Arial" w:cs="Arial"/>
@@ -837,7 +862,7 @@
           <w:p>
             <w:pPr>
               <w:pBdr/>
-              <w:spacing w:after="0" w:before="0" w:line="240"/>
+              <w:spacing w:after="0" w:before="0" w:line="240" w:lineRule="auto"/>
               <w:ind/>
               <w:rPr/>
             </w:pPr>
@@ -874,9 +899,18 @@
                 <w:sz w:val="24"/>
                 <w:szCs w:val="24"/>
               </w:rPr>
-              <w:t xml:space="preserve">(10.77.40.101</w:t>
+              <w:t xml:space="preserve">(10.77.40.10</w:t>
             </w:r>
-            <w:r/>
+            <w:r>
+              <w:rPr>
+                <w:rFonts w:ascii="Arial" w:hAnsi="Arial" w:eastAsia="Arial" w:cs="Arial"/>
+                <w:color w:val="000000" w:themeColor="text1"/>
+                <w:sz w:val="24"/>
+                <w:szCs w:val="24"/>
+                <w:lang w:val="en-US"/>
+              </w:rPr>
+              <w:t xml:space="preserve">0</w:t>
+            </w:r>
             <w:r>
               <w:rPr>
                 <w:rFonts w:ascii="Arial" w:hAnsi="Arial" w:eastAsia="Arial" w:cs="Arial"/>
@@ -912,7 +946,7 @@
           <w:p>
             <w:pPr>
               <w:pBdr/>
-              <w:spacing w:after="0" w:before="0" w:line="240"/>
+              <w:spacing w:after="0" w:before="0" w:line="240" w:lineRule="auto"/>
               <w:ind/>
               <w:rPr/>
             </w:pPr>
@@ -948,7 +982,7 @@
           <w:p>
             <w:pPr>
               <w:pBdr/>
-              <w:spacing w:after="0" w:before="0" w:line="240"/>
+              <w:spacing w:after="0" w:before="0" w:line="240" w:lineRule="auto"/>
               <w:ind/>
               <w:rPr/>
             </w:pPr>
@@ -983,7 +1017,7 @@
           <w:p>
             <w:pPr>
               <w:pBdr/>
-              <w:spacing w:after="0" w:before="0" w:line="240"/>
+              <w:spacing w:after="0" w:before="0" w:line="240" w:lineRule="auto"/>
               <w:ind/>
               <w:rPr/>
             </w:pPr>
@@ -1003,7 +1037,6 @@
               </w:rPr>
               <w:t xml:space="preserve">Dashboard, API, gRPC per HTTP</w:t>
             </w:r>
-            <w:r/>
             <w:r>
               <w:rPr>
                 <w:rFonts w:ascii="Arial" w:hAnsi="Arial" w:eastAsia="Arial" w:cs="Arial"/>
@@ -1036,7 +1069,7 @@
           <w:p>
             <w:pPr>
               <w:pBdr/>
-              <w:spacing w:after="0" w:before="0" w:line="240"/>
+              <w:spacing w:after="0" w:before="0" w:line="240" w:lineRule="auto"/>
               <w:ind/>
               <w:rPr/>
             </w:pPr>
@@ -1073,9 +1106,18 @@
                 <w:sz w:val="24"/>
                 <w:szCs w:val="24"/>
               </w:rPr>
-              <w:t xml:space="preserve">(10.77.40.101</w:t>
+              <w:t xml:space="preserve">(10.77.40.10</w:t>
             </w:r>
-            <w:r/>
+            <w:r>
+              <w:rPr>
+                <w:rFonts w:ascii="Arial" w:hAnsi="Arial" w:eastAsia="Arial" w:cs="Arial"/>
+                <w:color w:val="000000" w:themeColor="text1"/>
+                <w:sz w:val="24"/>
+                <w:szCs w:val="24"/>
+                <w:lang w:val="en-US"/>
+              </w:rPr>
+              <w:t xml:space="preserve">0</w:t>
+            </w:r>
             <w:r>
               <w:rPr>
                 <w:rFonts w:ascii="Arial" w:hAnsi="Arial" w:eastAsia="Arial" w:cs="Arial"/>
@@ -1111,7 +1153,7 @@
           <w:p>
             <w:pPr>
               <w:pBdr/>
-              <w:spacing w:after="0" w:before="0" w:line="240"/>
+              <w:spacing w:after="0" w:before="0" w:line="240" w:lineRule="auto"/>
               <w:ind/>
               <w:rPr/>
             </w:pPr>
@@ -1147,7 +1189,7 @@
           <w:p>
             <w:pPr>
               <w:pBdr/>
-              <w:spacing w:after="0" w:before="0" w:line="240"/>
+              <w:spacing w:after="0" w:before="0" w:line="240" w:lineRule="auto"/>
               <w:ind/>
               <w:rPr/>
             </w:pPr>
@@ -1182,7 +1224,7 @@
           <w:p>
             <w:pPr>
               <w:pBdr/>
-              <w:spacing w:after="0" w:before="0" w:line="240"/>
+              <w:spacing w:after="0" w:before="0" w:line="240" w:lineRule="auto"/>
               <w:ind/>
               <w:rPr/>
             </w:pPr>
@@ -1202,7 +1244,6 @@
               </w:rPr>
               <w:t xml:space="preserve">STUN/TURN NAT</w:t>
             </w:r>
-            <w:r/>
             <w:r>
               <w:rPr>
                 <w:rFonts w:ascii="Arial" w:hAnsi="Arial" w:eastAsia="Arial" w:cs="Arial"/>
@@ -1233,7 +1274,7 @@
           <w:p>
             <w:pPr>
               <w:pBdr/>
-              <w:spacing w:after="0" w:before="0" w:line="240"/>
+              <w:spacing w:after="0" w:before="0" w:line="240" w:lineRule="auto"/>
               <w:ind/>
               <w:rPr/>
             </w:pPr>
@@ -1253,7 +1294,6 @@
               </w:rPr>
               <w:t xml:space="preserve">Netbird VM (10.77.30.100</w:t>
             </w:r>
-            <w:r/>
             <w:r>
               <w:rPr>
                 <w:rFonts w:ascii="Arial" w:hAnsi="Arial" w:eastAsia="Arial" w:cs="Arial"/>
@@ -1449,6 +1489,14 @@
           <w:szCs w:val="24"/>
         </w:rPr>
       </w:r>
+      <w:r>
+        <w:rPr>
+          <w:rFonts w:ascii="Arial" w:hAnsi="Arial" w:cs="Arial"/>
+          <w:color w:val="000000" w:themeColor="text1"/>
+          <w:sz w:val="24"/>
+          <w:szCs w:val="24"/>
+        </w:rPr>
+      </w:r>
     </w:p>
     <w:p>
       <w:pPr>
@@ -1466,6 +1514,14 @@
       <w:r>
         <w:rPr>
           <w:rFonts w:ascii="Arial" w:hAnsi="Arial" w:eastAsia="Arial" w:cs="Arial"/>
+          <w:color w:val="000000" w:themeColor="text1"/>
+          <w:sz w:val="24"/>
+          <w:szCs w:val="24"/>
+        </w:rPr>
+      </w:r>
+      <w:r>
+        <w:rPr>
+          <w:rFonts w:ascii="Arial" w:hAnsi="Arial" w:cs="Arial"/>
           <w:color w:val="000000" w:themeColor="text1"/>
           <w:sz w:val="24"/>
           <w:szCs w:val="24"/>
@@ -1512,6 +1568,7 @@
       <w:r>
         <w:rPr>
           <w:color w:val="000000" w:themeColor="text1"/>
+          <w14:ligatures w14:val="none"/>
         </w:rPr>
       </w:r>
     </w:p>
@@ -1545,6 +1602,14 @@
           <w:szCs w:val="24"/>
         </w:rPr>
       </w:r>
+      <w:r>
+        <w:rPr>
+          <w:rFonts w:ascii="Arial" w:hAnsi="Arial" w:cs="Arial"/>
+          <w:color w:val="000000" w:themeColor="text1"/>
+          <w:sz w:val="24"/>
+          <w:szCs w:val="24"/>
+        </w:rPr>
+      </w:r>
     </w:p>
     <w:p>
       <w:pPr>
@@ -1567,30 +1632,6 @@
           <w:szCs w:val="24"/>
         </w:rPr>
         <w:t xml:space="preserve">Sukurti tris atskirus įrašus:</w:t>
-      </w:r>
-      <w:r>
-        <w:rPr>
-          <w:rFonts w:ascii="Arial" w:hAnsi="Arial" w:eastAsia="Arial" w:cs="Arial"/>
-          <w:color w:val="000000" w:themeColor="text1"/>
-          <w:sz w:val="24"/>
-          <w:szCs w:val="24"/>
-        </w:rPr>
-      </w:r>
-      <w:r>
-        <w:rPr>
-          <w:rFonts w:ascii="Arial" w:hAnsi="Arial" w:cs="Arial"/>
-          <w:color w:val="000000" w:themeColor="text1"/>
-          <w:sz w:val="24"/>
-          <w:szCs w:val="24"/>
-        </w:rPr>
-      </w:r>
-      <w:r>
-        <w:rPr>
-          <w:rFonts w:ascii="Arial" w:hAnsi="Arial" w:cs="Arial"/>
-          <w:color w:val="000000" w:themeColor="text1"/>
-          <w:sz w:val="24"/>
-          <w:szCs w:val="24"/>
-        </w:rPr>
       </w:r>
       <w:r>
         <w:rPr>
@@ -1627,8 +1668,8 @@
       </w:tblPr>
       <w:tblGrid>
         <w:gridCol w:w="374"/>
-        <w:gridCol w:w="1213"/>
-        <w:gridCol w:w="1908"/>
+        <w:gridCol w:w="1379"/>
+        <w:gridCol w:w="1742"/>
         <w:gridCol w:w="1660"/>
         <w:gridCol w:w="1984"/>
         <w:gridCol w:w="2371"/>
@@ -1656,7 +1697,7 @@
           <w:p>
             <w:pPr>
               <w:pBdr/>
-              <w:spacing w:after="0" w:before="0" w:line="240"/>
+              <w:spacing w:after="0" w:before="0" w:line="240" w:lineRule="auto"/>
               <w:ind/>
               <w:rPr/>
             </w:pPr>
@@ -1686,13 +1727,13 @@
               <w:right w:w="120" w:type="dxa"/>
               <w:bottom w:w="120" w:type="dxa"/>
             </w:tcMar>
-            <w:tcW w:w="1213" w:type="dxa"/>
+            <w:tcW w:w="1379" w:type="dxa"/>
             <w:vAlign w:val="center"/>
           </w:tcPr>
           <w:p>
             <w:pPr>
               <w:pBdr/>
-              <w:spacing w:after="0" w:before="0" w:line="240"/>
+              <w:spacing w:after="0" w:before="0" w:line="240" w:lineRule="auto"/>
               <w:ind/>
               <w:rPr/>
             </w:pPr>
@@ -1723,13 +1764,13 @@
               <w:right w:w="120" w:type="dxa"/>
               <w:bottom w:w="120" w:type="dxa"/>
             </w:tcMar>
-            <w:tcW w:w="1908" w:type="dxa"/>
+            <w:tcW w:w="1742" w:type="dxa"/>
             <w:vAlign w:val="center"/>
           </w:tcPr>
           <w:p>
             <w:pPr>
               <w:pBdr/>
-              <w:spacing w:after="0" w:before="0" w:line="240"/>
+              <w:spacing w:after="0" w:before="0" w:line="240" w:lineRule="auto"/>
               <w:ind/>
               <w:rPr/>
             </w:pPr>
@@ -1767,7 +1808,7 @@
           <w:p>
             <w:pPr>
               <w:pBdr/>
-              <w:spacing w:after="0" w:before="0" w:line="240"/>
+              <w:spacing w:after="0" w:before="0" w:line="240" w:lineRule="auto"/>
               <w:ind/>
               <w:rPr/>
             </w:pPr>
@@ -1805,7 +1846,7 @@
           <w:p>
             <w:pPr>
               <w:pBdr/>
-              <w:spacing w:after="0" w:before="0" w:line="240"/>
+              <w:spacing w:after="0" w:before="0" w:line="240" w:lineRule="auto"/>
               <w:ind/>
               <w:rPr/>
             </w:pPr>
@@ -1843,7 +1884,7 @@
           <w:p>
             <w:pPr>
               <w:pBdr/>
-              <w:spacing w:after="0" w:before="0" w:line="240"/>
+              <w:spacing w:after="0" w:before="0" w:line="240" w:lineRule="auto"/>
               <w:ind/>
               <w:rPr/>
             </w:pPr>
@@ -1883,7 +1924,7 @@
           <w:p>
             <w:pPr>
               <w:pBdr/>
-              <w:spacing w:after="0" w:before="0" w:line="240"/>
+              <w:spacing w:after="0" w:before="0" w:line="240" w:lineRule="auto"/>
               <w:ind/>
               <w:rPr/>
             </w:pPr>
@@ -1912,13 +1953,13 @@
               <w:right w:w="120" w:type="dxa"/>
               <w:bottom w:w="120" w:type="dxa"/>
             </w:tcMar>
-            <w:tcW w:w="1213" w:type="dxa"/>
+            <w:tcW w:w="1379" w:type="dxa"/>
             <w:vAlign w:val="center"/>
           </w:tcPr>
           <w:p>
             <w:pPr>
               <w:pBdr/>
-              <w:spacing w:after="0" w:before="0" w:line="240"/>
+              <w:spacing w:after="0" w:before="0" w:line="240" w:lineRule="auto"/>
               <w:ind/>
               <w:rPr/>
             </w:pPr>
@@ -1947,7 +1988,7 @@
               <w:right w:w="120" w:type="dxa"/>
               <w:bottom w:w="120" w:type="dxa"/>
             </w:tcMar>
-            <w:tcW w:w="1908" w:type="dxa"/>
+            <w:tcW w:w="1742" w:type="dxa"/>
             <w:vAlign w:val="center"/>
           </w:tcPr>
           <w:p>
@@ -1988,22 +2029,6 @@
                 <w:szCs w:val="24"/>
               </w:rPr>
             </w:r>
-            <w:r>
-              <w:rPr>
-                <w:rFonts w:ascii="Arial" w:hAnsi="Arial" w:eastAsia="Arial" w:cs="Arial"/>
-                <w:color w:val="000000"/>
-                <w:sz w:val="24"/>
-              </w:rPr>
-            </w:r>
-            <w:r/>
-            <w:r>
-              <w:rPr>
-                <w:rFonts w:ascii="Arial" w:hAnsi="Arial" w:cs="Arial"/>
-                <w:color w:val="000000" w:themeColor="text1"/>
-                <w:sz w:val="24"/>
-                <w:szCs w:val="24"/>
-              </w:rPr>
-            </w:r>
           </w:p>
         </w:tc>
         <w:tc>
@@ -2026,7 +2051,7 @@
           <w:p>
             <w:pPr>
               <w:pBdr/>
-              <w:spacing w:after="0" w:before="0" w:line="240"/>
+              <w:spacing w:after="0" w:before="0" w:line="240" w:lineRule="auto"/>
               <w:ind/>
               <w:rPr/>
             </w:pPr>
@@ -2062,7 +2087,7 @@
           <w:p>
             <w:pPr>
               <w:pBdr/>
-              <w:spacing w:after="0" w:before="0" w:line="240"/>
+              <w:spacing w:after="0" w:before="0" w:line="240" w:lineRule="auto"/>
               <w:ind/>
               <w:rPr/>
             </w:pPr>
@@ -2080,9 +2105,27 @@
                 <w:sz w:val="24"/>
                 <w:szCs w:val="24"/>
               </w:rPr>
-              <w:t xml:space="preserve">10.77.40.x (NPM VM IP</w:t>
+              <w:t xml:space="preserve">10.77.40.</w:t>
             </w:r>
-            <w:r/>
+            <w:r>
+              <w:rPr>
+                <w:rFonts w:ascii="Arial" w:hAnsi="Arial" w:eastAsia="Arial" w:cs="Arial"/>
+                <w:color w:val="000000" w:themeColor="text1"/>
+                <w:sz w:val="24"/>
+                <w:szCs w:val="24"/>
+                <w:lang w:val="en-US"/>
+              </w:rPr>
+              <w:t xml:space="preserve">100</w:t>
+            </w:r>
+            <w:r>
+              <w:rPr>
+                <w:rFonts w:ascii="Arial" w:hAnsi="Arial" w:eastAsia="Arial" w:cs="Arial"/>
+                <w:color w:val="000000" w:themeColor="text1"/>
+                <w:sz w:val="24"/>
+                <w:szCs w:val="24"/>
+              </w:rPr>
+              <w:t xml:space="preserve"> (NPM VM IP</w:t>
+            </w:r>
             <w:r>
               <w:rPr>
                 <w:rFonts w:ascii="Arial" w:hAnsi="Arial" w:eastAsia="Arial" w:cs="Arial"/>
@@ -2115,7 +2158,7 @@
           <w:p>
             <w:pPr>
               <w:pBdr/>
-              <w:spacing w:after="0" w:before="0" w:line="240"/>
+              <w:spacing w:after="0" w:before="0" w:line="240" w:lineRule="auto"/>
               <w:ind/>
               <w:rPr/>
             </w:pPr>
@@ -2162,7 +2205,7 @@
           <w:p>
             <w:pPr>
               <w:pBdr/>
-              <w:spacing w:after="0" w:before="0" w:line="240"/>
+              <w:spacing w:after="0" w:before="0" w:line="240" w:lineRule="auto"/>
               <w:ind/>
               <w:rPr/>
             </w:pPr>
@@ -2191,13 +2234,13 @@
               <w:right w:w="120" w:type="dxa"/>
               <w:bottom w:w="120" w:type="dxa"/>
             </w:tcMar>
-            <w:tcW w:w="1213" w:type="dxa"/>
+            <w:tcW w:w="1379" w:type="dxa"/>
             <w:vAlign w:val="center"/>
           </w:tcPr>
           <w:p>
             <w:pPr>
               <w:pBdr/>
-              <w:spacing w:after="0" w:before="0" w:line="240"/>
+              <w:spacing w:after="0" w:before="0" w:line="240" w:lineRule="auto"/>
               <w:ind/>
               <w:rPr/>
             </w:pPr>
@@ -2226,7 +2269,7 @@
               <w:right w:w="120" w:type="dxa"/>
               <w:bottom w:w="120" w:type="dxa"/>
             </w:tcMar>
-            <w:tcW w:w="1908" w:type="dxa"/>
+            <w:tcW w:w="1742" w:type="dxa"/>
             <w:vAlign w:val="center"/>
           </w:tcPr>
           <w:p>
@@ -2267,22 +2310,6 @@
                 <w:szCs w:val="24"/>
               </w:rPr>
             </w:r>
-            <w:r>
-              <w:rPr>
-                <w:rFonts w:ascii="Arial" w:hAnsi="Arial" w:eastAsia="Arial" w:cs="Arial"/>
-                <w:color w:val="000000"/>
-                <w:sz w:val="24"/>
-              </w:rPr>
-            </w:r>
-            <w:r/>
-            <w:r>
-              <w:rPr>
-                <w:rFonts w:ascii="Arial" w:hAnsi="Arial" w:cs="Arial"/>
-                <w:color w:val="000000" w:themeColor="text1"/>
-                <w:sz w:val="24"/>
-                <w:szCs w:val="24"/>
-              </w:rPr>
-            </w:r>
           </w:p>
         </w:tc>
         <w:tc>
@@ -2305,7 +2332,7 @@
           <w:p>
             <w:pPr>
               <w:pBdr/>
-              <w:spacing w:after="0" w:before="0" w:line="240"/>
+              <w:spacing w:after="0" w:before="0" w:line="240" w:lineRule="auto"/>
               <w:ind/>
               <w:rPr/>
             </w:pPr>
@@ -2341,7 +2368,7 @@
           <w:p>
             <w:pPr>
               <w:pBdr/>
-              <w:spacing w:after="0" w:before="0" w:line="240"/>
+              <w:spacing w:after="0" w:before="0" w:line="240" w:lineRule="auto"/>
               <w:ind/>
               <w:rPr/>
             </w:pPr>
@@ -2359,7 +2386,26 @@
                 <w:sz w:val="24"/>
                 <w:szCs w:val="24"/>
               </w:rPr>
-              <w:t xml:space="preserve">10.77.40.x </w:t>
+              <w:t xml:space="preserve">10.77.40.</w:t>
+            </w:r>
+            <w:r>
+              <w:rPr>
+                <w:rFonts w:ascii="Arial" w:hAnsi="Arial" w:eastAsia="Arial" w:cs="Arial"/>
+                <w:color w:val="000000" w:themeColor="text1"/>
+                <w:sz w:val="24"/>
+                <w:szCs w:val="24"/>
+                <w:lang w:val="en-US"/>
+              </w:rPr>
+              <w:t xml:space="preserve">100</w:t>
+            </w:r>
+            <w:r>
+              <w:rPr>
+                <w:rFonts w:ascii="Arial" w:hAnsi="Arial" w:eastAsia="Arial" w:cs="Arial"/>
+                <w:color w:val="000000" w:themeColor="text1"/>
+                <w:sz w:val="24"/>
+                <w:szCs w:val="24"/>
+              </w:rPr>
+              <w:t xml:space="preserve"> </w:t>
             </w:r>
             <w:r>
               <w:rPr>
@@ -2370,7 +2416,6 @@
               </w:rPr>
               <w:t xml:space="preserve">(NPM VM IP</w:t>
             </w:r>
-            <w:r/>
             <w:r>
               <w:rPr>
                 <w:rFonts w:ascii="Arial" w:hAnsi="Arial" w:eastAsia="Arial" w:cs="Arial"/>
@@ -2403,7 +2448,7 @@
           <w:p>
             <w:pPr>
               <w:pBdr/>
-              <w:spacing w:after="0" w:before="0" w:line="240"/>
+              <w:spacing w:after="0" w:before="0" w:line="240" w:lineRule="auto"/>
               <w:ind/>
               <w:rPr/>
             </w:pPr>
@@ -2450,7 +2495,7 @@
           <w:p>
             <w:pPr>
               <w:pBdr/>
-              <w:spacing w:after="0" w:before="0" w:line="240"/>
+              <w:spacing w:after="0" w:before="0" w:line="240" w:lineRule="auto"/>
               <w:ind/>
               <w:rPr/>
             </w:pPr>
@@ -2479,13 +2524,13 @@
               <w:right w:w="120" w:type="dxa"/>
               <w:bottom w:w="120" w:type="dxa"/>
             </w:tcMar>
-            <w:tcW w:w="1213" w:type="dxa"/>
+            <w:tcW w:w="1379" w:type="dxa"/>
             <w:vAlign w:val="center"/>
           </w:tcPr>
           <w:p>
             <w:pPr>
               <w:pBdr/>
-              <w:spacing w:after="0" w:before="0" w:line="240"/>
+              <w:spacing w:after="0" w:before="0" w:line="240" w:lineRule="auto"/>
               <w:ind/>
               <w:rPr/>
             </w:pPr>
@@ -2514,7 +2559,7 @@
               <w:right w:w="120" w:type="dxa"/>
               <w:bottom w:w="120" w:type="dxa"/>
             </w:tcMar>
-            <w:tcW w:w="1908" w:type="dxa"/>
+            <w:tcW w:w="1742" w:type="dxa"/>
             <w:vAlign w:val="center"/>
           </w:tcPr>
           <w:p>
@@ -2555,22 +2600,6 @@
                 <w:szCs w:val="24"/>
               </w:rPr>
             </w:r>
-            <w:r>
-              <w:rPr>
-                <w:rFonts w:ascii="Arial" w:hAnsi="Arial" w:eastAsia="Arial" w:cs="Arial"/>
-                <w:color w:val="000000"/>
-                <w:sz w:val="24"/>
-              </w:rPr>
-            </w:r>
-            <w:r/>
-            <w:r>
-              <w:rPr>
-                <w:rFonts w:ascii="Arial" w:hAnsi="Arial" w:cs="Arial"/>
-                <w:color w:val="000000" w:themeColor="text1"/>
-                <w:sz w:val="24"/>
-                <w:szCs w:val="24"/>
-              </w:rPr>
-            </w:r>
           </w:p>
         </w:tc>
         <w:tc>
@@ -2593,7 +2622,7 @@
           <w:p>
             <w:pPr>
               <w:pBdr/>
-              <w:spacing w:after="0" w:before="0" w:line="240"/>
+              <w:spacing w:after="0" w:before="0" w:line="240" w:lineRule="auto"/>
               <w:ind/>
               <w:rPr/>
             </w:pPr>
@@ -2629,7 +2658,7 @@
           <w:p>
             <w:pPr>
               <w:pBdr/>
-              <w:spacing w:after="0" w:before="0" w:line="240"/>
+              <w:spacing w:after="0" w:before="0" w:line="240" w:lineRule="auto"/>
               <w:ind/>
               <w:rPr/>
             </w:pPr>
@@ -2647,7 +2676,26 @@
                 <w:sz w:val="24"/>
                 <w:szCs w:val="24"/>
               </w:rPr>
-              <w:t xml:space="preserve">10.77.30.x </w:t>
+              <w:t xml:space="preserve">10.77.30.</w:t>
+            </w:r>
+            <w:r>
+              <w:rPr>
+                <w:rFonts w:ascii="Arial" w:hAnsi="Arial" w:eastAsia="Arial" w:cs="Arial"/>
+                <w:color w:val="000000" w:themeColor="text1"/>
+                <w:sz w:val="24"/>
+                <w:szCs w:val="24"/>
+                <w:lang w:val="en-US"/>
+              </w:rPr>
+              <w:t xml:space="preserve">100</w:t>
+            </w:r>
+            <w:r>
+              <w:rPr>
+                <w:rFonts w:ascii="Arial" w:hAnsi="Arial" w:eastAsia="Arial" w:cs="Arial"/>
+                <w:color w:val="000000" w:themeColor="text1"/>
+                <w:sz w:val="24"/>
+                <w:szCs w:val="24"/>
+              </w:rPr>
+              <w:t xml:space="preserve"> </w:t>
             </w:r>
             <w:r>
               <w:rPr>
@@ -2690,7 +2738,7 @@
           <w:p>
             <w:pPr>
               <w:pBdr/>
-              <w:spacing w:after="0" w:before="0" w:line="240"/>
+              <w:spacing w:after="0" w:before="0" w:line="240" w:lineRule="auto"/>
               <w:ind/>
               <w:rPr/>
             </w:pPr>
@@ -2745,6 +2793,14 @@
           <w:szCs w:val="24"/>
         </w:rPr>
       </w:r>
+      <w:r>
+        <w:rPr>
+          <w:rFonts w:ascii="Arial" w:hAnsi="Arial" w:cs="Arial"/>
+          <w:color w:val="000000" w:themeColor="text1"/>
+          <w:sz w:val="24"/>
+          <w:szCs w:val="24"/>
+        </w:rPr>
+      </w:r>
     </w:p>
     <w:p>
       <w:pPr>
@@ -2763,7 +2819,6 @@
           <w:color w:val="000000" w:themeColor="text1"/>
         </w:rPr>
       </w:r>
-      <w:bookmarkStart w:id="4" w:name="bm_10_4_žingsnis_wan_filter_taisy_cc2379"/>
       <w:r>
         <w:rPr>
           <w:color w:val="000000" w:themeColor="text1"/>
@@ -2780,6 +2835,12 @@
       <w:r>
         <w:rPr>
           <w:color w:val="000000" w:themeColor="text1"/>
+        </w:rPr>
+      </w:r>
+      <w:r>
+        <w:rPr>
+          <w:color w:val="000000" w:themeColor="text1"/>
+          <w14:ligatures w14:val="none"/>
         </w:rPr>
       </w:r>
     </w:p>
@@ -2876,6 +2937,14 @@
           <w:szCs w:val="24"/>
         </w:rPr>
       </w:r>
+      <w:r>
+        <w:rPr>
+          <w:rFonts w:ascii="Arial" w:hAnsi="Arial" w:cs="Arial"/>
+          <w:color w:val="000000" w:themeColor="text1"/>
+          <w:sz w:val="24"/>
+          <w:szCs w:val="24"/>
+        </w:rPr>
+      </w:r>
     </w:p>
     <w:p>
       <w:pPr>
@@ -2898,30 +2967,6 @@
           <w:szCs w:val="24"/>
         </w:rPr>
         <w:t xml:space="preserve">Firewall → Rules → WAN → +</w:t>
-      </w:r>
-      <w:r>
-        <w:rPr>
-          <w:rFonts w:ascii="Arial" w:hAnsi="Arial" w:eastAsia="Arial" w:cs="Arial"/>
-          <w:color w:val="000000" w:themeColor="text1"/>
-          <w:sz w:val="24"/>
-          <w:szCs w:val="24"/>
-        </w:rPr>
-      </w:r>
-      <w:r>
-        <w:rPr>
-          <w:rFonts w:ascii="Arial" w:hAnsi="Arial" w:cs="Arial"/>
-          <w:color w:val="000000" w:themeColor="text1"/>
-          <w:sz w:val="24"/>
-          <w:szCs w:val="24"/>
-        </w:rPr>
-      </w:r>
-      <w:r>
-        <w:rPr>
-          <w:rFonts w:ascii="Arial" w:hAnsi="Arial" w:cs="Arial"/>
-          <w:color w:val="000000" w:themeColor="text1"/>
-          <w:sz w:val="24"/>
-          <w:szCs w:val="24"/>
-        </w:rPr>
       </w:r>
       <w:r>
         <w:rPr>
@@ -2990,7 +3035,7 @@
           <w:p>
             <w:pPr>
               <w:pBdr/>
-              <w:spacing w:after="0" w:before="0" w:line="240"/>
+              <w:spacing w:after="0" w:before="0" w:line="240" w:lineRule="auto"/>
               <w:ind/>
               <w:rPr/>
             </w:pPr>
@@ -3026,7 +3071,7 @@
           <w:p>
             <w:pPr>
               <w:pBdr/>
-              <w:spacing w:after="0" w:before="0" w:line="240"/>
+              <w:spacing w:after="0" w:before="0" w:line="240" w:lineRule="auto"/>
               <w:ind/>
               <w:rPr/>
             </w:pPr>
@@ -3063,7 +3108,7 @@
           <w:p>
             <w:pPr>
               <w:pBdr/>
-              <w:spacing w:after="0" w:before="0" w:line="240"/>
+              <w:spacing w:after="0" w:before="0" w:line="240" w:lineRule="auto"/>
               <w:ind/>
               <w:rPr/>
             </w:pPr>
@@ -3101,7 +3146,7 @@
           <w:p>
             <w:pPr>
               <w:pBdr/>
-              <w:spacing w:after="0" w:before="0" w:line="240"/>
+              <w:spacing w:after="0" w:before="0" w:line="240" w:lineRule="auto"/>
               <w:ind/>
               <w:rPr/>
             </w:pPr>
@@ -3139,7 +3184,7 @@
           <w:p>
             <w:pPr>
               <w:pBdr/>
-              <w:spacing w:after="0" w:before="0" w:line="240"/>
+              <w:spacing w:after="0" w:before="0" w:line="240" w:lineRule="auto"/>
               <w:ind/>
               <w:rPr/>
             </w:pPr>
@@ -3177,7 +3222,7 @@
           <w:p>
             <w:pPr>
               <w:pBdr/>
-              <w:spacing w:after="0" w:before="0" w:line="240"/>
+              <w:spacing w:after="0" w:before="0" w:line="240" w:lineRule="auto"/>
               <w:ind/>
               <w:rPr/>
             </w:pPr>
@@ -3250,6 +3295,17 @@
                 <w:lang w:val="en-US"/>
               </w:rPr>
             </w:r>
+            <w:r>
+              <w:rPr>
+                <w:rFonts w:ascii="Arial" w:hAnsi="Arial" w:eastAsia="Arial" w:cs="Arial"/>
+                <w:b/>
+                <w:bCs/>
+                <w:color w:val="000000"/>
+                <w:sz w:val="24"/>
+                <w:szCs w:val="24"/>
+                <w:lang w:val="en-US"/>
+              </w:rPr>
+            </w:r>
           </w:p>
         </w:tc>
       </w:tr>
@@ -3275,7 +3331,7 @@
           <w:p>
             <w:pPr>
               <w:pBdr/>
-              <w:spacing w:after="0" w:before="0" w:line="240"/>
+              <w:spacing w:after="0" w:before="0" w:line="240" w:lineRule="auto"/>
               <w:ind/>
               <w:rPr/>
             </w:pPr>
@@ -3395,17 +3451,26 @@
                 <w:sz w:val="24"/>
                 <w:szCs w:val="24"/>
               </w:rPr>
-              <w:t xml:space="preserve">10.77.40.x (NPM VM IP</w:t>
+              <w:t xml:space="preserve">10.77.40.</w:t>
             </w:r>
-            <w:r/>
             <w:r>
               <w:rPr>
                 <w:rFonts w:ascii="Arial" w:hAnsi="Arial" w:eastAsia="Arial" w:cs="Arial"/>
                 <w:color w:val="000000" w:themeColor="text1"/>
                 <w:sz w:val="24"/>
                 <w:szCs w:val="24"/>
-                <w:highlight w:val="none"/>
+                <w:lang w:val="en-US"/>
               </w:rPr>
+              <w:t xml:space="preserve">100</w:t>
+            </w:r>
+            <w:r>
+              <w:rPr>
+                <w:rFonts w:ascii="Arial" w:hAnsi="Arial" w:eastAsia="Arial" w:cs="Arial"/>
+                <w:color w:val="000000" w:themeColor="text1"/>
+                <w:sz w:val="24"/>
+                <w:szCs w:val="24"/>
+              </w:rPr>
+              <w:t xml:space="preserve"> (NPM VM IP</w:t>
             </w:r>
             <w:r>
               <w:rPr>
@@ -3444,7 +3509,7 @@
               <w:rPr>
                 <w:lang w:val="en-US"/>
               </w:rPr>
-              <w:t xml:space="preserve">80,443</w:t>
+              <w:t xml:space="preserve">80, 443</w:t>
             </w:r>
             <w:r/>
           </w:p>
@@ -3573,7 +3638,7 @@
           <w:p>
             <w:pPr>
               <w:pBdr/>
-              <w:spacing w:after="0" w:before="0" w:line="240"/>
+              <w:spacing w:after="0" w:before="0" w:line="240" w:lineRule="auto"/>
               <w:ind/>
               <w:rPr/>
             </w:pPr>
@@ -3700,7 +3765,26 @@
                 <w:sz w:val="24"/>
                 <w:szCs w:val="24"/>
               </w:rPr>
-              <w:t xml:space="preserve">10.77.30.x (Netbird VM IP)</w:t>
+              <w:t xml:space="preserve">10.77.30.</w:t>
+            </w:r>
+            <w:r>
+              <w:rPr>
+                <w:rFonts w:ascii="Arial" w:hAnsi="Arial" w:eastAsia="Arial" w:cs="Arial"/>
+                <w:color w:val="000000" w:themeColor="text1"/>
+                <w:sz w:val="24"/>
+                <w:szCs w:val="24"/>
+                <w:lang w:val="en-US"/>
+              </w:rPr>
+              <w:t xml:space="preserve">100</w:t>
+            </w:r>
+            <w:r>
+              <w:rPr>
+                <w:rFonts w:ascii="Arial" w:hAnsi="Arial" w:eastAsia="Arial" w:cs="Arial"/>
+                <w:color w:val="000000" w:themeColor="text1"/>
+                <w:sz w:val="24"/>
+                <w:szCs w:val="24"/>
+              </w:rPr>
+              <w:t xml:space="preserve"> (Netbird VM IP)</w:t>
             </w:r>
             <w:r>
               <w:rPr>
@@ -3711,17 +3795,6 @@
                 <w:highlight w:val="none"/>
               </w:rPr>
             </w:r>
-            <w:r>
-              <w:rPr>
-                <w:rFonts w:ascii="Arial" w:hAnsi="Arial" w:eastAsia="Arial" w:cs="Arial"/>
-                <w:color w:val="000000" w:themeColor="text1"/>
-                <w:sz w:val="24"/>
-                <w:szCs w:val="24"/>
-                <w:highlight w:val="none"/>
-              </w:rPr>
-            </w:r>
-            <w:r/>
-            <w:r/>
             <w:r>
               <w:rPr>
                 <w:rFonts w:ascii="Arial" w:hAnsi="Arial" w:eastAsia="Arial" w:cs="Arial"/>
@@ -3896,6 +3969,14 @@
           <w:szCs w:val="24"/>
         </w:rPr>
       </w:r>
+      <w:r>
+        <w:rPr>
+          <w:rFonts w:ascii="Arial" w:hAnsi="Arial" w:cs="Arial"/>
+          <w:color w:val="000000" w:themeColor="text1"/>
+          <w:sz w:val="24"/>
+          <w:szCs w:val="24"/>
+        </w:rPr>
+      </w:r>
     </w:p>
     <w:p>
       <w:pPr>
@@ -3949,6 +4030,14 @@
           <w:szCs w:val="24"/>
         </w:rPr>
       </w:r>
+      <w:r>
+        <w:rPr>
+          <w:rFonts w:ascii="Arial" w:hAnsi="Arial" w:cs="Arial"/>
+          <w:color w:val="000000" w:themeColor="text1"/>
+          <w:sz w:val="24"/>
+          <w:szCs w:val="24"/>
+        </w:rPr>
+      </w:r>
     </w:p>
     <w:p>
       <w:pPr>
@@ -3995,6 +4084,14 @@
           <w:szCs w:val="24"/>
         </w:rPr>
       </w:r>
+      <w:r>
+        <w:rPr>
+          <w:rFonts w:ascii="Arial" w:hAnsi="Arial" w:cs="Arial"/>
+          <w:color w:val="000000" w:themeColor="text1"/>
+          <w:sz w:val="24"/>
+          <w:szCs w:val="24"/>
+        </w:rPr>
+      </w:r>
     </w:p>
     <w:p>
       <w:pPr>
@@ -4031,11 +4128,42 @@
           <w:szCs w:val="24"/>
           <w:shd w:val="clear" w:color="auto" w:fill="f8f8fa"/>
         </w:rPr>
-        <w:t xml:space="preserve">10.77.40.x:443 (NPM VM IP)</w:t>
+        <w:t xml:space="preserve">10.77.40.</w:t>
+      </w:r>
+      <w:r>
+        <w:rPr>
+          <w:rStyle w:val="898"/>
+          <w:rFonts w:ascii="Arial" w:hAnsi="Arial" w:eastAsia="Arial" w:cs="Arial"/>
+          <w:color w:val="000000" w:themeColor="text1"/>
+          <w:sz w:val="24"/>
+          <w:szCs w:val="24"/>
+          <w:shd w:val="clear" w:color="auto" w:fill="f8f8fa"/>
+          <w:lang w:val="en-US"/>
+        </w:rPr>
+        <w:t xml:space="preserve">100</w:t>
+      </w:r>
+      <w:r>
+        <w:rPr>
+          <w:rStyle w:val="898"/>
+          <w:rFonts w:ascii="Arial" w:hAnsi="Arial" w:eastAsia="Arial" w:cs="Arial"/>
+          <w:color w:val="000000" w:themeColor="text1"/>
+          <w:sz w:val="24"/>
+          <w:szCs w:val="24"/>
+          <w:shd w:val="clear" w:color="auto" w:fill="f8f8fa"/>
+        </w:rPr>
+        <w:t xml:space="preserve">:443 (NPM VM IP)</w:t>
       </w:r>
       <w:r>
         <w:rPr>
           <w:rFonts w:ascii="Arial" w:hAnsi="Arial" w:eastAsia="Arial" w:cs="Arial"/>
+          <w:color w:val="000000" w:themeColor="text1"/>
+          <w:sz w:val="24"/>
+          <w:szCs w:val="24"/>
+        </w:rPr>
+      </w:r>
+      <w:r>
+        <w:rPr>
+          <w:rFonts w:ascii="Arial" w:hAnsi="Arial" w:cs="Arial"/>
           <w:color w:val="000000" w:themeColor="text1"/>
           <w:sz w:val="24"/>
           <w:szCs w:val="24"/>
@@ -4070,6 +4198,16 @@
       </w:r>
       <w:r>
         <w:rPr>
+          <w:rFonts w:ascii="Arial" w:hAnsi="Arial" w:eastAsia="Arial" w:cs="Arial"/>
+          <w:color w:val="000000" w:themeColor="text1"/>
+          <w:sz w:val="24"/>
+          <w:szCs w:val="24"/>
+          <w:lang w:val="en-US"/>
+        </w:rPr>
+        <w:t xml:space="preserve"> </w:t>
+      </w:r>
+      <w:r>
+        <w:rPr>
           <w:rStyle w:val="898"/>
           <w:rFonts w:ascii="Arial" w:hAnsi="Arial" w:eastAsia="Arial" w:cs="Arial"/>
           <w:color w:val="000000" w:themeColor="text1"/>
@@ -4077,7 +4215,30 @@
           <w:szCs w:val="24"/>
           <w:shd w:val="clear" w:color="auto" w:fill="f8f8fa"/>
         </w:rPr>
-        <w:t xml:space="preserve">10.77.40.X </w:t>
+        <w:t xml:space="preserve">10.77.40.</w:t>
+      </w:r>
+      <w:r>
+        <w:rPr>
+          <w:rStyle w:val="898"/>
+          <w:rFonts w:ascii="Arial" w:hAnsi="Arial" w:eastAsia="Arial" w:cs="Arial"/>
+          <w:color w:val="000000" w:themeColor="text1"/>
+          <w:sz w:val="24"/>
+          <w:szCs w:val="24"/>
+          <w:shd w:val="clear" w:color="auto" w:fill="f8f8fa"/>
+          <w:lang w:val="en-US"/>
+        </w:rPr>
+        <w:t xml:space="preserve">100</w:t>
+      </w:r>
+      <w:r>
+        <w:rPr>
+          <w:rStyle w:val="898"/>
+          <w:rFonts w:ascii="Arial" w:hAnsi="Arial" w:eastAsia="Arial" w:cs="Arial"/>
+          <w:color w:val="000000" w:themeColor="text1"/>
+          <w:sz w:val="24"/>
+          <w:szCs w:val="24"/>
+          <w:shd w:val="clear" w:color="auto" w:fill="f8f8fa"/>
+        </w:rPr>
+        <w:t xml:space="preserve"> </w:t>
       </w:r>
       <w:r>
         <w:rPr>
@@ -4104,17 +4265,15 @@
       </w:r>
       <w:r>
         <w:rPr>
-          <w:rStyle w:val="898"/>
           <w:rFonts w:ascii="Arial" w:hAnsi="Arial" w:eastAsia="Arial" w:cs="Arial"/>
           <w:color w:val="000000" w:themeColor="text1"/>
           <w:sz w:val="24"/>
           <w:szCs w:val="24"/>
-          <w:shd w:val="clear" w:color="auto" w:fill="f8f8fa"/>
         </w:rPr>
       </w:r>
       <w:r>
         <w:rPr>
-          <w:rFonts w:ascii="Arial" w:hAnsi="Arial" w:eastAsia="Arial" w:cs="Arial"/>
+          <w:rFonts w:ascii="Arial" w:hAnsi="Arial" w:cs="Arial"/>
           <w:color w:val="000000" w:themeColor="text1"/>
           <w:sz w:val="24"/>
           <w:szCs w:val="24"/>
@@ -4219,7 +4378,6 @@
           <w:color w:val="000000" w:themeColor="text1"/>
           <w:sz w:val="24"/>
           <w:szCs w:val="24"/>
-          <w:highlight w:val="none"/>
         </w:rPr>
       </w:r>
     </w:p>
@@ -4262,6 +4420,7 @@
       <w:r>
         <w:rPr>
           <w:color w:val="000000" w:themeColor="text1"/>
+          <w14:ligatures w14:val="none"/>
         </w:rPr>
       </w:r>
     </w:p>
@@ -4295,6 +4454,14 @@
           <w:szCs w:val="24"/>
         </w:rPr>
       </w:r>
+      <w:r>
+        <w:rPr>
+          <w:rFonts w:ascii="Arial" w:hAnsi="Arial" w:cs="Arial"/>
+          <w:color w:val="000000" w:themeColor="text1"/>
+          <w:sz w:val="24"/>
+          <w:szCs w:val="24"/>
+        </w:rPr>
+      </w:r>
     </w:p>
     <w:p>
       <w:pPr>
@@ -4317,30 +4484,6 @@
           <w:szCs w:val="24"/>
         </w:rPr>
         <w:t xml:space="preserve">NPM (DMZ) turi inicijuoti jungtį į Netbird VM (SERVERS), kad persiųstų dashboard/API/gRPC srautą.</w:t>
-      </w:r>
-      <w:r>
-        <w:rPr>
-          <w:rFonts w:ascii="Arial" w:hAnsi="Arial" w:eastAsia="Arial" w:cs="Arial"/>
-          <w:color w:val="000000" w:themeColor="text1"/>
-          <w:sz w:val="24"/>
-          <w:szCs w:val="24"/>
-        </w:rPr>
-      </w:r>
-      <w:r>
-        <w:rPr>
-          <w:rFonts w:ascii="Arial" w:hAnsi="Arial" w:cs="Arial"/>
-          <w:color w:val="000000" w:themeColor="text1"/>
-          <w:sz w:val="24"/>
-          <w:szCs w:val="24"/>
-        </w:rPr>
-      </w:r>
-      <w:r>
-        <w:rPr>
-          <w:rFonts w:ascii="Arial" w:hAnsi="Arial" w:cs="Arial"/>
-          <w:color w:val="000000" w:themeColor="text1"/>
-          <w:sz w:val="24"/>
-          <w:szCs w:val="24"/>
-        </w:rPr>
       </w:r>
       <w:r>
         <w:rPr>
@@ -4402,7 +4545,7 @@
           <w:p>
             <w:pPr>
               <w:pBdr/>
-              <w:spacing w:after="0" w:before="0" w:line="240"/>
+              <w:spacing w:after="0" w:before="0" w:line="240" w:lineRule="auto"/>
               <w:ind/>
               <w:rPr/>
             </w:pPr>
@@ -4440,7 +4583,7 @@
           <w:p>
             <w:pPr>
               <w:pBdr/>
-              <w:spacing w:after="0" w:before="0" w:line="240"/>
+              <w:spacing w:after="0" w:before="0" w:line="240" w:lineRule="auto"/>
               <w:ind/>
               <w:rPr/>
             </w:pPr>
@@ -4480,7 +4623,7 @@
           <w:p>
             <w:pPr>
               <w:pBdr/>
-              <w:spacing w:after="0" w:before="0" w:line="240"/>
+              <w:spacing w:after="0" w:before="0" w:line="240" w:lineRule="auto"/>
               <w:ind/>
               <w:rPr/>
             </w:pPr>
@@ -4516,7 +4659,7 @@
           <w:p>
             <w:pPr>
               <w:pBdr/>
-              <w:spacing w:after="0" w:before="0" w:line="240"/>
+              <w:spacing w:after="0" w:before="0" w:line="240" w:lineRule="auto"/>
               <w:ind/>
               <w:rPr/>
             </w:pPr>
@@ -4555,7 +4698,7 @@
           <w:p>
             <w:pPr>
               <w:pBdr/>
-              <w:spacing w:after="0" w:before="0" w:line="240"/>
+              <w:spacing w:after="0" w:before="0" w:line="240" w:lineRule="auto"/>
               <w:ind/>
               <w:rPr/>
             </w:pPr>
@@ -4591,7 +4734,7 @@
           <w:p>
             <w:pPr>
               <w:pBdr/>
-              <w:spacing w:after="0" w:before="0" w:line="240"/>
+              <w:spacing w:after="0" w:before="0" w:line="240" w:lineRule="auto"/>
               <w:ind/>
               <w:rPr/>
             </w:pPr>
@@ -4611,7 +4754,6 @@
               </w:rPr>
               <w:t xml:space="preserve">NPM -&gt; Netbir</w:t>
             </w:r>
-            <w:r/>
             <w:r>
               <w:rPr>
                 <w:rFonts w:ascii="Arial" w:hAnsi="Arial" w:eastAsia="Arial" w:cs="Arial"/>
@@ -4647,7 +4789,7 @@
           <w:p>
             <w:pPr>
               <w:pBdr/>
-              <w:spacing w:after="0" w:before="0" w:line="240"/>
+              <w:spacing w:after="0" w:before="0" w:line="240" w:lineRule="auto"/>
               <w:ind/>
               <w:rPr/>
             </w:pPr>
@@ -4723,7 +4865,7 @@
           <w:p>
             <w:pPr>
               <w:pBdr/>
-              <w:spacing w:after="0" w:before="0" w:line="240"/>
+              <w:spacing w:after="0" w:before="0" w:line="240" w:lineRule="auto"/>
               <w:ind/>
               <w:rPr/>
             </w:pPr>
@@ -4743,16 +4885,26 @@
                 <w:sz w:val="24"/>
                 <w:szCs w:val="24"/>
               </w:rPr>
-              <w:t xml:space="preserve">10.77.40.x (NPM, single host</w:t>
+              <w:t xml:space="preserve">10.77.40.</w:t>
             </w:r>
-            <w:r/>
             <w:r>
               <w:rPr>
-                <w:rFonts w:ascii="Arial" w:hAnsi="Arial" w:cs="Arial"/>
+                <w:rFonts w:ascii="Arial" w:hAnsi="Arial" w:eastAsia="Arial" w:cs="Arial"/>
+                <w:color w:val="000000" w:themeColor="text1"/>
+                <w:sz w:val="24"/>
+                <w:szCs w:val="24"/>
+                <w:lang w:val="en-US"/>
+              </w:rPr>
+              <w:t xml:space="preserve">100</w:t>
+            </w:r>
+            <w:r>
+              <w:rPr>
+                <w:rFonts w:ascii="Arial" w:hAnsi="Arial" w:eastAsia="Arial" w:cs="Arial"/>
                 <w:color w:val="000000" w:themeColor="text1"/>
                 <w:sz w:val="24"/>
                 <w:szCs w:val="24"/>
               </w:rPr>
+              <w:t xml:space="preserve"> (NPM, single host</w:t>
             </w:r>
             <w:r>
               <w:rPr>
@@ -4790,7 +4942,7 @@
           <w:p>
             <w:pPr>
               <w:pBdr/>
-              <w:spacing w:after="0" w:before="0" w:line="240"/>
+              <w:spacing w:after="0" w:before="0" w:line="240" w:lineRule="auto"/>
               <w:ind/>
               <w:rPr>
                 <w:rFonts w:ascii="Arial" w:hAnsi="Arial" w:eastAsia="Arial" w:cs="Arial"/>
@@ -4807,6 +4959,14 @@
                 <w:lang w:val="en-US"/>
               </w:rPr>
               <w:t xml:space="preserve">Destination</w:t>
+            </w:r>
+            <w:r>
+              <w:rPr>
+                <w:rFonts w:ascii="Arial" w:hAnsi="Arial" w:eastAsia="Arial" w:cs="Arial"/>
+                <w:color w:val="000000"/>
+                <w:sz w:val="24"/>
+                <w:lang w:val="en-US"/>
+              </w:rPr>
             </w:r>
             <w:r>
               <w:rPr>
@@ -4897,25 +5057,7 @@
                 <w:sz w:val="24"/>
                 <w:szCs w:val="24"/>
               </w:rPr>
-              <w:t xml:space="preserve">10.77.30.x (Netbird VM, single host)</w:t>
-            </w:r>
-            <w:r>
-              <w:rPr>
-                <w:rFonts w:ascii="Arial" w:hAnsi="Arial" w:eastAsia="Arial" w:cs="Arial"/>
-                <w:color w:val="000000" w:themeColor="text1"/>
-                <w:sz w:val="24"/>
-                <w:szCs w:val="24"/>
-                <w:highlight w:val="none"/>
-              </w:rPr>
-            </w:r>
-            <w:r>
-              <w:rPr>
-                <w:rFonts w:ascii="Arial" w:hAnsi="Arial" w:eastAsia="Arial" w:cs="Arial"/>
-                <w:color w:val="000000" w:themeColor="text1"/>
-                <w:sz w:val="24"/>
-                <w:szCs w:val="24"/>
-                <w:highlight w:val="none"/>
-              </w:rPr>
+              <w:t xml:space="preserve">10.77.30.</w:t>
             </w:r>
             <w:r>
               <w:rPr>
@@ -4925,6 +5067,7 @@
                 <w:szCs w:val="24"/>
                 <w:lang w:val="en-US"/>
               </w:rPr>
+              <w:t xml:space="preserve">100</w:t>
             </w:r>
             <w:r>
               <w:rPr>
@@ -4932,7 +5075,16 @@
                 <w:color w:val="000000" w:themeColor="text1"/>
                 <w:sz w:val="24"/>
                 <w:szCs w:val="24"/>
-                <w:lang w:val="en-US"/>
+              </w:rPr>
+              <w:t xml:space="preserve"> (Netbird VM, single host)</w:t>
+            </w:r>
+            <w:r>
+              <w:rPr>
+                <w:rFonts w:ascii="Arial" w:hAnsi="Arial" w:eastAsia="Arial" w:cs="Arial"/>
+                <w:color w:val="000000" w:themeColor="text1"/>
+                <w:sz w:val="24"/>
+                <w:szCs w:val="24"/>
+                <w:highlight w:val="none"/>
               </w:rPr>
             </w:r>
             <w:r>
@@ -4970,7 +5122,7 @@
           <w:p>
             <w:pPr>
               <w:pBdr/>
-              <w:spacing w:after="0" w:before="0" w:line="240"/>
+              <w:spacing w:after="0" w:before="0" w:line="240" w:lineRule="auto"/>
               <w:ind/>
               <w:rPr>
                 <w:rFonts w:ascii="Arial" w:hAnsi="Arial" w:eastAsia="Arial" w:cs="Arial"/>
@@ -4987,6 +5139,14 @@
                 <w:lang w:val="en-US"/>
               </w:rPr>
               <w:t xml:space="preserve">Destination Port</w:t>
+            </w:r>
+            <w:r>
+              <w:rPr>
+                <w:rFonts w:ascii="Arial" w:hAnsi="Arial" w:eastAsia="Arial" w:cs="Arial"/>
+                <w:color w:val="000000"/>
+                <w:sz w:val="24"/>
+                <w:lang w:val="en-US"/>
+              </w:rPr>
             </w:r>
             <w:r>
               <w:rPr>
@@ -5049,6 +5209,15 @@
                 <w:lang w:val="en-US"/>
               </w:rPr>
             </w:r>
+            <w:r>
+              <w:rPr>
+                <w:rFonts w:ascii="Arial" w:hAnsi="Arial" w:eastAsia="Arial" w:cs="Arial"/>
+                <w:color w:val="000000" w:themeColor="text1"/>
+                <w:sz w:val="24"/>
+                <w:szCs w:val="24"/>
+                <w:lang w:val="en-US"/>
+              </w:rPr>
+            </w:r>
           </w:p>
         </w:tc>
       </w:tr>
@@ -5075,7 +5244,7 @@
           <w:p>
             <w:pPr>
               <w:pBdr/>
-              <w:spacing w:after="0" w:before="0" w:line="240"/>
+              <w:spacing w:after="0" w:before="0" w:line="240" w:lineRule="auto"/>
               <w:ind/>
               <w:rPr>
                 <w:rFonts w:ascii="Arial" w:hAnsi="Arial" w:eastAsia="Arial" w:cs="Arial"/>
@@ -5092,6 +5261,14 @@
                 <w:lang w:val="en-US"/>
               </w:rPr>
               <w:t xml:space="preserve">Action</w:t>
+            </w:r>
+            <w:r>
+              <w:rPr>
+                <w:rFonts w:ascii="Arial" w:hAnsi="Arial" w:eastAsia="Arial" w:cs="Arial"/>
+                <w:color w:val="000000"/>
+                <w:sz w:val="24"/>
+                <w:lang w:val="en-US"/>
+              </w:rPr>
             </w:r>
             <w:r>
               <w:rPr>
@@ -5154,6 +5331,15 @@
                 <w:lang w:val="en-US"/>
               </w:rPr>
             </w:r>
+            <w:r>
+              <w:rPr>
+                <w:rFonts w:ascii="Arial" w:hAnsi="Arial" w:eastAsia="Arial" w:cs="Arial"/>
+                <w:color w:val="000000" w:themeColor="text1"/>
+                <w:sz w:val="24"/>
+                <w:szCs w:val="24"/>
+                <w:lang w:val="en-US"/>
+              </w:rPr>
+            </w:r>
           </w:p>
         </w:tc>
       </w:tr>
@@ -5180,7 +5366,7 @@
           <w:p>
             <w:pPr>
               <w:pBdr/>
-              <w:spacing w:after="0" w:before="0" w:line="240"/>
+              <w:spacing w:after="0" w:before="0" w:line="240" w:lineRule="auto"/>
               <w:ind/>
               <w:rPr>
                 <w:rFonts w:ascii="Arial" w:hAnsi="Arial" w:eastAsia="Arial" w:cs="Arial"/>
@@ -5197,6 +5383,14 @@
                 <w:lang w:val="en-US"/>
               </w:rPr>
               <w:t xml:space="preserve">Direction</w:t>
+            </w:r>
+            <w:r>
+              <w:rPr>
+                <w:rFonts w:ascii="Arial" w:hAnsi="Arial" w:eastAsia="Arial" w:cs="Arial"/>
+                <w:color w:val="000000"/>
+                <w:sz w:val="24"/>
+                <w:lang w:val="en-US"/>
+              </w:rPr>
             </w:r>
             <w:r>
               <w:rPr>
@@ -5259,6 +5453,15 @@
                 <w:lang w:val="en-US"/>
               </w:rPr>
             </w:r>
+            <w:r>
+              <w:rPr>
+                <w:rFonts w:ascii="Arial" w:hAnsi="Arial" w:eastAsia="Arial" w:cs="Arial"/>
+                <w:color w:val="000000" w:themeColor="text1"/>
+                <w:sz w:val="24"/>
+                <w:szCs w:val="24"/>
+                <w:lang w:val="en-US"/>
+              </w:rPr>
+            </w:r>
           </w:p>
         </w:tc>
       </w:tr>
@@ -5285,7 +5488,7 @@
           <w:p>
             <w:pPr>
               <w:pBdr/>
-              <w:spacing w:after="0" w:before="0" w:line="240"/>
+              <w:spacing w:after="0" w:before="0" w:line="240" w:lineRule="auto"/>
               <w:ind/>
               <w:rPr>
                 <w:rFonts w:ascii="Arial" w:hAnsi="Arial" w:eastAsia="Arial" w:cs="Arial"/>
@@ -5302,6 +5505,14 @@
                 <w:lang w:val="en-US"/>
               </w:rPr>
               <w:t xml:space="preserve">Version</w:t>
+            </w:r>
+            <w:r>
+              <w:rPr>
+                <w:rFonts w:ascii="Arial" w:hAnsi="Arial" w:eastAsia="Arial" w:cs="Arial"/>
+                <w:color w:val="000000"/>
+                <w:sz w:val="24"/>
+                <w:lang w:val="en-US"/>
+              </w:rPr>
             </w:r>
             <w:r>
               <w:rPr>
@@ -5364,6 +5575,15 @@
                 <w:lang w:val="en-US"/>
               </w:rPr>
             </w:r>
+            <w:r>
+              <w:rPr>
+                <w:rFonts w:ascii="Arial" w:hAnsi="Arial" w:eastAsia="Arial" w:cs="Arial"/>
+                <w:color w:val="000000" w:themeColor="text1"/>
+                <w:sz w:val="24"/>
+                <w:szCs w:val="24"/>
+                <w:lang w:val="en-US"/>
+              </w:rPr>
+            </w:r>
           </w:p>
         </w:tc>
       </w:tr>
@@ -5390,7 +5610,7 @@
           <w:p>
             <w:pPr>
               <w:pBdr/>
-              <w:spacing w:after="0" w:before="0" w:line="240"/>
+              <w:spacing w:after="0" w:before="0" w:line="240" w:lineRule="auto"/>
               <w:ind/>
               <w:rPr>
                 <w:rFonts w:ascii="Arial" w:hAnsi="Arial" w:eastAsia="Arial" w:cs="Arial"/>
@@ -5407,6 +5627,14 @@
                 <w:lang w:val="en-US"/>
               </w:rPr>
               <w:t xml:space="preserve">Protocol</w:t>
+            </w:r>
+            <w:r>
+              <w:rPr>
+                <w:rFonts w:ascii="Arial" w:hAnsi="Arial" w:eastAsia="Arial" w:cs="Arial"/>
+                <w:color w:val="000000"/>
+                <w:sz w:val="24"/>
+                <w:lang w:val="en-US"/>
+              </w:rPr>
             </w:r>
             <w:r>
               <w:rPr>
@@ -5469,6 +5697,15 @@
                 <w:lang w:val="en-US"/>
               </w:rPr>
             </w:r>
+            <w:r>
+              <w:rPr>
+                <w:rFonts w:ascii="Arial" w:hAnsi="Arial" w:eastAsia="Arial" w:cs="Arial"/>
+                <w:color w:val="000000" w:themeColor="text1"/>
+                <w:sz w:val="24"/>
+                <w:szCs w:val="24"/>
+                <w:lang w:val="en-US"/>
+              </w:rPr>
+            </w:r>
           </w:p>
         </w:tc>
       </w:tr>
@@ -5497,6 +5734,14 @@
       <w:r>
         <w:rPr>
           <w:rFonts w:ascii="Arial" w:hAnsi="Arial" w:eastAsia="Arial" w:cs="Arial"/>
+          <w:color w:val="000000" w:themeColor="text1"/>
+          <w:sz w:val="24"/>
+          <w:szCs w:val="24"/>
+        </w:rPr>
+      </w:r>
+      <w:r>
+        <w:rPr>
+          <w:rFonts w:ascii="Arial" w:hAnsi="Arial" w:cs="Arial"/>
           <w:color w:val="000000" w:themeColor="text1"/>
           <w:sz w:val="24"/>
           <w:szCs w:val="24"/>
@@ -5542,6 +5787,7 @@
       <w:r>
         <w:rPr>
           <w:color w:val="000000" w:themeColor="text1"/>
+          <w14:ligatures w14:val="none"/>
         </w:rPr>
       </w:r>
     </w:p>
@@ -5566,22 +5812,6 @@
           <w:szCs w:val="24"/>
         </w:rPr>
         <w:t xml:space="preserve">Services → Unbound DNS → Overrides → Host Override → +</w:t>
-      </w:r>
-      <w:r>
-        <w:rPr>
-          <w:rFonts w:ascii="Arial" w:hAnsi="Arial" w:eastAsia="Arial" w:cs="Arial"/>
-          <w:color w:val="000000" w:themeColor="text1"/>
-          <w:sz w:val="24"/>
-          <w:szCs w:val="24"/>
-        </w:rPr>
-      </w:r>
-      <w:r>
-        <w:rPr>
-          <w:rFonts w:ascii="Arial" w:hAnsi="Arial" w:cs="Arial"/>
-          <w:color w:val="000000" w:themeColor="text1"/>
-          <w:sz w:val="24"/>
-          <w:szCs w:val="24"/>
-        </w:rPr>
       </w:r>
       <w:r>
         <w:rPr>
@@ -5643,7 +5873,7 @@
           <w:p>
             <w:pPr>
               <w:pBdr/>
-              <w:spacing w:after="0" w:before="0" w:line="240"/>
+              <w:spacing w:after="0" w:before="0" w:line="240" w:lineRule="auto"/>
               <w:ind/>
               <w:rPr/>
             </w:pPr>
@@ -5681,7 +5911,7 @@
           <w:p>
             <w:pPr>
               <w:pBdr/>
-              <w:spacing w:after="0" w:before="0" w:line="240"/>
+              <w:spacing w:after="0" w:before="0" w:line="240" w:lineRule="auto"/>
               <w:ind/>
               <w:rPr/>
             </w:pPr>
@@ -5721,7 +5951,7 @@
           <w:p>
             <w:pPr>
               <w:pBdr/>
-              <w:spacing w:after="0" w:before="0" w:line="240"/>
+              <w:spacing w:after="0" w:before="0" w:line="240" w:lineRule="auto"/>
               <w:ind/>
               <w:rPr/>
             </w:pPr>
@@ -5757,7 +5987,7 @@
           <w:p>
             <w:pPr>
               <w:pBdr/>
-              <w:spacing w:after="0" w:before="0" w:line="240"/>
+              <w:spacing w:after="0" w:before="0" w:line="240" w:lineRule="auto"/>
               <w:ind/>
               <w:rPr/>
             </w:pPr>
@@ -5796,7 +6026,7 @@
           <w:p>
             <w:pPr>
               <w:pBdr/>
-              <w:spacing w:after="0" w:before="0" w:line="240"/>
+              <w:spacing w:after="0" w:before="0" w:line="240" w:lineRule="auto"/>
               <w:ind/>
               <w:rPr/>
             </w:pPr>
@@ -5832,7 +6062,7 @@
           <w:p>
             <w:pPr>
               <w:pBdr/>
-              <w:spacing w:after="0" w:before="0" w:line="240"/>
+              <w:spacing w:after="0" w:before="0" w:line="240" w:lineRule="auto"/>
               <w:ind/>
               <w:rPr/>
             </w:pPr>
@@ -5852,7 +6082,6 @@
               </w:rPr>
               <w:t xml:space="preserve">netbird.andrius-homelab.u</w:t>
             </w:r>
-            <w:r/>
             <w:r>
               <w:rPr>
                 <w:rFonts w:ascii="Arial" w:hAnsi="Arial" w:eastAsia="Arial" w:cs="Arial"/>
@@ -5888,7 +6117,7 @@
           <w:p>
             <w:pPr>
               <w:pBdr/>
-              <w:spacing w:after="0" w:before="0" w:line="240"/>
+              <w:spacing w:after="0" w:before="0" w:line="240" w:lineRule="auto"/>
               <w:ind/>
               <w:rPr/>
             </w:pPr>
@@ -5924,7 +6153,7 @@
           <w:p>
             <w:pPr>
               <w:pBdr/>
-              <w:spacing w:after="0" w:before="0" w:line="240"/>
+              <w:spacing w:after="0" w:before="0" w:line="240" w:lineRule="auto"/>
               <w:ind/>
               <w:rPr/>
             </w:pPr>
@@ -5954,7 +6183,6 @@
               </w:rPr>
               <w:t xml:space="preserve"> (IPv4 Address</w:t>
             </w:r>
-            <w:r/>
             <w:r>
               <w:rPr>
                 <w:rFonts w:ascii="Arial" w:hAnsi="Arial" w:eastAsia="Arial" w:cs="Arial"/>
@@ -5991,7 +6219,7 @@
           <w:p>
             <w:pPr>
               <w:pBdr/>
-              <w:spacing w:after="0" w:before="0" w:line="240"/>
+              <w:spacing w:after="0" w:before="0" w:line="240" w:lineRule="auto"/>
               <w:ind/>
               <w:rPr>
                 <w:rFonts w:ascii="Arial" w:hAnsi="Arial" w:eastAsia="Arial" w:cs="Arial"/>
@@ -6008,6 +6236,14 @@
                 <w:lang w:val="en-US"/>
               </w:rPr>
               <w:t xml:space="preserve">IP Address</w:t>
+            </w:r>
+            <w:r>
+              <w:rPr>
+                <w:rFonts w:ascii="Arial" w:hAnsi="Arial" w:eastAsia="Arial" w:cs="Arial"/>
+                <w:color w:val="000000"/>
+                <w:sz w:val="24"/>
+                <w:lang w:val="en-US"/>
+              </w:rPr>
             </w:r>
             <w:r>
               <w:rPr>
@@ -6040,7 +6276,7 @@
           <w:p>
             <w:pPr>
               <w:pBdr/>
-              <w:spacing w:after="0" w:before="0" w:line="240"/>
+              <w:spacing w:after="0" w:before="0" w:line="240" w:lineRule="auto"/>
               <w:ind/>
               <w:rPr>
                 <w:rFonts w:ascii="Arial" w:hAnsi="Arial" w:eastAsia="Arial" w:cs="Arial"/>
@@ -6062,9 +6298,27 @@
                 <w:sz w:val="24"/>
                 <w:szCs w:val="24"/>
               </w:rPr>
-              <w:t xml:space="preserve">10.77.40.x (NPM VM IP</w:t>
+              <w:t xml:space="preserve">10.77.40.</w:t>
             </w:r>
-            <w:r/>
+            <w:r>
+              <w:rPr>
+                <w:rFonts w:ascii="Arial" w:hAnsi="Arial" w:eastAsia="Arial" w:cs="Arial"/>
+                <w:color w:val="000000" w:themeColor="text1"/>
+                <w:sz w:val="24"/>
+                <w:szCs w:val="24"/>
+                <w:lang w:val="en-US"/>
+              </w:rPr>
+              <w:t xml:space="preserve">100</w:t>
+            </w:r>
+            <w:r>
+              <w:rPr>
+                <w:rFonts w:ascii="Arial" w:hAnsi="Arial" w:eastAsia="Arial" w:cs="Arial"/>
+                <w:color w:val="000000" w:themeColor="text1"/>
+                <w:sz w:val="24"/>
+                <w:szCs w:val="24"/>
+              </w:rPr>
+              <w:t xml:space="preserve"> (NPM VM IP</w:t>
+            </w:r>
             <w:r>
               <w:rPr>
                 <w:rFonts w:ascii="Arial" w:hAnsi="Arial" w:eastAsia="Arial" w:cs="Arial"/>
@@ -6073,6 +6327,13 @@
                 <w:lang w:val="en-US"/>
               </w:rPr>
               <w:t xml:space="preserve">)</w:t>
+            </w:r>
+            <w:r>
+              <w:rPr>
+                <w:rFonts w:ascii="Arial" w:hAnsi="Arial" w:eastAsia="Arial" w:cs="Arial"/>
+                <w:color w:val="000000"/>
+                <w:sz w:val="24"/>
+              </w:rPr>
             </w:r>
             <w:r>
               <w:rPr>
@@ -6152,6 +6413,14 @@
           <w:szCs w:val="24"/>
         </w:rPr>
       </w:r>
+      <w:r>
+        <w:rPr>
+          <w:rFonts w:ascii="Arial" w:hAnsi="Arial" w:cs="Arial"/>
+          <w:color w:val="000000" w:themeColor="text1"/>
+          <w:sz w:val="24"/>
+          <w:szCs w:val="24"/>
+        </w:rPr>
+      </w:r>
     </w:p>
     <w:p>
       <w:pPr>
@@ -6186,6 +6455,7 @@
       <w:r>
         <w:rPr>
           <w:color w:val="000000" w:themeColor="text1"/>
+          <w14:ligatures w14:val="none"/>
         </w:rPr>
       </w:r>
     </w:p>
@@ -6210,30 +6480,6 @@
           <w:szCs w:val="24"/>
         </w:rPr>
         <w:t xml:space="preserve">NPM Admin Panel → Hosts → Proxy Hosts → Add Proxy Host</w:t>
-      </w:r>
-      <w:r>
-        <w:rPr>
-          <w:rFonts w:ascii="Arial" w:hAnsi="Arial" w:eastAsia="Arial" w:cs="Arial"/>
-          <w:color w:val="000000" w:themeColor="text1"/>
-          <w:sz w:val="24"/>
-          <w:szCs w:val="24"/>
-        </w:rPr>
-      </w:r>
-      <w:r>
-        <w:rPr>
-          <w:rFonts w:ascii="Arial" w:hAnsi="Arial" w:cs="Arial"/>
-          <w:color w:val="000000" w:themeColor="text1"/>
-          <w:sz w:val="24"/>
-          <w:szCs w:val="24"/>
-        </w:rPr>
-      </w:r>
-      <w:r>
-        <w:rPr>
-          <w:rFonts w:ascii="Arial" w:hAnsi="Arial" w:cs="Arial"/>
-          <w:color w:val="000000" w:themeColor="text1"/>
-          <w:sz w:val="24"/>
-          <w:szCs w:val="24"/>
-        </w:rPr>
       </w:r>
       <w:r>
         <w:rPr>
@@ -6295,7 +6541,7 @@
           <w:p>
             <w:pPr>
               <w:pBdr/>
-              <w:spacing w:after="0" w:before="0" w:line="240"/>
+              <w:spacing w:after="0" w:before="0" w:line="240" w:lineRule="auto"/>
               <w:ind/>
               <w:rPr/>
             </w:pPr>
@@ -6333,7 +6579,7 @@
           <w:p>
             <w:pPr>
               <w:pBdr/>
-              <w:spacing w:after="0" w:before="0" w:line="240"/>
+              <w:spacing w:after="0" w:before="0" w:line="240" w:lineRule="auto"/>
               <w:ind/>
               <w:rPr/>
             </w:pPr>
@@ -6373,7 +6619,7 @@
           <w:p>
             <w:pPr>
               <w:pBdr/>
-              <w:spacing w:after="0" w:before="0" w:line="240"/>
+              <w:spacing w:after="0" w:before="0" w:line="240" w:lineRule="auto"/>
               <w:ind/>
               <w:rPr/>
             </w:pPr>
@@ -6452,22 +6698,6 @@
                 <w:szCs w:val="24"/>
               </w:rPr>
             </w:r>
-            <w:r>
-              <w:rPr>
-                <w:rFonts w:ascii="Arial" w:hAnsi="Arial" w:eastAsia="Arial" w:cs="Arial"/>
-                <w:color w:val="000000"/>
-                <w:sz w:val="24"/>
-              </w:rPr>
-            </w:r>
-            <w:r/>
-            <w:r>
-              <w:rPr>
-                <w:rFonts w:ascii="Arial" w:hAnsi="Arial" w:cs="Arial"/>
-                <w:color w:val="000000" w:themeColor="text1"/>
-                <w:sz w:val="24"/>
-                <w:szCs w:val="24"/>
-              </w:rPr>
-            </w:r>
           </w:p>
         </w:tc>
       </w:tr>
@@ -6493,7 +6723,7 @@
           <w:p>
             <w:pPr>
               <w:pBdr/>
-              <w:spacing w:after="0" w:before="0" w:line="240"/>
+              <w:spacing w:after="0" w:before="0" w:line="240" w:lineRule="auto"/>
               <w:ind/>
               <w:rPr/>
             </w:pPr>
@@ -6529,7 +6759,7 @@
           <w:p>
             <w:pPr>
               <w:pBdr/>
-              <w:spacing w:after="0" w:before="0" w:line="240"/>
+              <w:spacing w:after="0" w:before="0" w:line="240" w:lineRule="auto"/>
               <w:ind/>
               <w:rPr/>
             </w:pPr>
@@ -6568,7 +6798,7 @@
           <w:p>
             <w:pPr>
               <w:pBdr/>
-              <w:spacing w:after="0" w:before="0" w:line="240"/>
+              <w:spacing w:after="0" w:before="0" w:line="240" w:lineRule="auto"/>
               <w:ind/>
               <w:rPr/>
             </w:pPr>
@@ -6604,7 +6834,7 @@
           <w:p>
             <w:pPr>
               <w:pBdr/>
-              <w:spacing w:after="0" w:before="0" w:line="240"/>
+              <w:spacing w:after="0" w:before="0" w:line="240" w:lineRule="auto"/>
               <w:ind/>
               <w:rPr/>
             </w:pPr>
@@ -6622,9 +6852,27 @@
                 <w:sz w:val="24"/>
                 <w:szCs w:val="24"/>
               </w:rPr>
-              <w:t xml:space="preserve">10.77.30.x (Netbird VM IP</w:t>
+              <w:t xml:space="preserve">10.77.30.</w:t>
             </w:r>
-            <w:r/>
+            <w:r>
+              <w:rPr>
+                <w:rFonts w:ascii="Arial" w:hAnsi="Arial" w:eastAsia="Arial" w:cs="Arial"/>
+                <w:color w:val="000000" w:themeColor="text1"/>
+                <w:sz w:val="24"/>
+                <w:szCs w:val="24"/>
+                <w:lang w:val="en-US"/>
+              </w:rPr>
+              <w:t xml:space="preserve">100</w:t>
+            </w:r>
+            <w:r>
+              <w:rPr>
+                <w:rFonts w:ascii="Arial" w:hAnsi="Arial" w:eastAsia="Arial" w:cs="Arial"/>
+                <w:color w:val="000000" w:themeColor="text1"/>
+                <w:sz w:val="24"/>
+                <w:szCs w:val="24"/>
+              </w:rPr>
+              <w:t xml:space="preserve"> (Netbird VM IP</w:t>
+            </w:r>
             <w:r>
               <w:rPr>
                 <w:rFonts w:ascii="Arial" w:hAnsi="Arial" w:eastAsia="Arial" w:cs="Arial"/>
@@ -6661,7 +6909,7 @@
           <w:p>
             <w:pPr>
               <w:pBdr/>
-              <w:spacing w:after="0" w:before="0" w:line="240"/>
+              <w:spacing w:after="0" w:before="0" w:line="240" w:lineRule="auto"/>
               <w:ind/>
               <w:rPr>
                 <w:rFonts w:ascii="Arial" w:hAnsi="Arial" w:eastAsia="Arial" w:cs="Arial"/>
@@ -6678,6 +6926,14 @@
                 <w:lang w:val="en-US"/>
               </w:rPr>
               <w:t xml:space="preserve">Forward Port</w:t>
+            </w:r>
+            <w:r>
+              <w:rPr>
+                <w:rFonts w:ascii="Arial" w:hAnsi="Arial" w:eastAsia="Arial" w:cs="Arial"/>
+                <w:color w:val="000000"/>
+                <w:sz w:val="24"/>
+                <w:lang w:val="en-US"/>
+              </w:rPr>
             </w:r>
             <w:r>
               <w:rPr>
@@ -6710,7 +6966,7 @@
           <w:p>
             <w:pPr>
               <w:pBdr/>
-              <w:spacing w:after="0" w:before="0" w:line="240"/>
+              <w:spacing w:after="0" w:before="0" w:line="240" w:lineRule="auto"/>
               <w:ind/>
               <w:rPr>
                 <w:rFonts w:ascii="Arial" w:hAnsi="Arial" w:eastAsia="Arial" w:cs="Arial"/>
@@ -6726,6 +6982,13 @@
                 <w:lang w:val="en-US"/>
               </w:rPr>
               <w:t xml:space="preserve">8080</w:t>
+            </w:r>
+            <w:r>
+              <w:rPr>
+                <w:rFonts w:ascii="Arial" w:hAnsi="Arial" w:eastAsia="Arial" w:cs="Arial"/>
+                <w:color w:val="000000"/>
+                <w:sz w:val="24"/>
+              </w:rPr>
             </w:r>
             <w:r>
               <w:rPr>
@@ -6760,7 +7023,7 @@
           <w:p>
             <w:pPr>
               <w:pBdr/>
-              <w:spacing w:after="0" w:before="0" w:line="240"/>
+              <w:spacing w:after="0" w:before="0" w:line="240" w:lineRule="auto"/>
               <w:ind/>
               <w:rPr>
                 <w:rFonts w:ascii="Arial" w:hAnsi="Arial" w:eastAsia="Arial" w:cs="Arial"/>
@@ -6777,6 +7040,14 @@
                 <w:lang w:val="en-US"/>
               </w:rPr>
               <w:t xml:space="preserve">Cache Assets</w:t>
+            </w:r>
+            <w:r>
+              <w:rPr>
+                <w:rFonts w:ascii="Arial" w:hAnsi="Arial" w:eastAsia="Arial" w:cs="Arial"/>
+                <w:color w:val="000000"/>
+                <w:sz w:val="24"/>
+                <w:lang w:val="en-US"/>
+              </w:rPr>
             </w:r>
             <w:r>
               <w:rPr>
@@ -6809,7 +7080,7 @@
           <w:p>
             <w:pPr>
               <w:pBdr/>
-              <w:spacing w:after="0" w:before="0" w:line="240"/>
+              <w:spacing w:after="0" w:before="0" w:line="240" w:lineRule="auto"/>
               <w:ind/>
               <w:rPr>
                 <w:rFonts w:ascii="Arial" w:hAnsi="Arial" w:eastAsia="Arial" w:cs="Arial"/>
@@ -6825,6 +7096,13 @@
                 <w:lang w:val="en-US"/>
               </w:rPr>
               <w:t xml:space="preserve">+</w:t>
+            </w:r>
+            <w:r>
+              <w:rPr>
+                <w:rFonts w:ascii="Arial" w:hAnsi="Arial" w:eastAsia="Arial" w:cs="Arial"/>
+                <w:color w:val="000000"/>
+                <w:sz w:val="24"/>
+              </w:rPr>
             </w:r>
             <w:r>
               <w:rPr>
@@ -6895,30 +7173,6 @@
                 <w:szCs w:val="24"/>
               </w:rPr>
             </w:r>
-            <w:r>
-              <w:rPr>
-                <w:rFonts w:ascii="Arial" w:hAnsi="Arial" w:eastAsia="Arial" w:cs="Arial"/>
-                <w:color w:val="000000"/>
-                <w:sz w:val="24"/>
-                <w:lang w:val="en-US"/>
-              </w:rPr>
-            </w:r>
-            <w:r>
-              <w:rPr>
-                <w:rFonts w:ascii="Arial" w:hAnsi="Arial" w:eastAsia="Arial" w:cs="Arial"/>
-                <w:color w:val="000000"/>
-                <w:sz w:val="24"/>
-                <w:lang w:val="en-US"/>
-              </w:rPr>
-            </w:r>
-            <w:r>
-              <w:rPr>
-                <w:rFonts w:ascii="Arial" w:hAnsi="Arial" w:cs="Arial"/>
-                <w:color w:val="000000" w:themeColor="text1"/>
-                <w:sz w:val="24"/>
-                <w:szCs w:val="24"/>
-              </w:rPr>
-            </w:r>
           </w:p>
         </w:tc>
         <w:tc>
@@ -6942,7 +7196,7 @@
           <w:p>
             <w:pPr>
               <w:pBdr/>
-              <w:spacing w:after="0" w:before="0" w:line="240"/>
+              <w:spacing w:after="0" w:before="0" w:line="240" w:lineRule="auto"/>
               <w:ind/>
               <w:rPr>
                 <w:rFonts w:ascii="Arial" w:hAnsi="Arial" w:eastAsia="Arial" w:cs="Arial"/>
@@ -6959,6 +7213,14 @@
                 <w:lang w:val="en-US"/>
               </w:rPr>
               <w:t xml:space="preserve">+</w:t>
+            </w:r>
+            <w:r>
+              <w:rPr>
+                <w:rFonts w:ascii="Arial" w:hAnsi="Arial" w:eastAsia="Arial" w:cs="Arial"/>
+                <w:color w:val="000000"/>
+                <w:sz w:val="24"/>
+                <w:lang w:val="en-US"/>
+              </w:rPr>
             </w:r>
             <w:r>
               <w:rPr>
@@ -7030,30 +7292,6 @@
                 <w:szCs w:val="24"/>
               </w:rPr>
             </w:r>
-            <w:r>
-              <w:rPr>
-                <w:rFonts w:ascii="Arial" w:hAnsi="Arial" w:eastAsia="Arial" w:cs="Arial"/>
-                <w:color w:val="000000"/>
-                <w:sz w:val="24"/>
-                <w:lang w:val="en-US"/>
-              </w:rPr>
-            </w:r>
-            <w:r>
-              <w:rPr>
-                <w:rFonts w:ascii="Arial" w:hAnsi="Arial" w:eastAsia="Arial" w:cs="Arial"/>
-                <w:color w:val="000000"/>
-                <w:sz w:val="24"/>
-                <w:lang w:val="en-US"/>
-              </w:rPr>
-            </w:r>
-            <w:r>
-              <w:rPr>
-                <w:rFonts w:ascii="Arial" w:hAnsi="Arial" w:eastAsia="Arial" w:cs="Arial"/>
-                <w:color w:val="000000" w:themeColor="text1"/>
-                <w:sz w:val="24"/>
-                <w:szCs w:val="24"/>
-              </w:rPr>
-            </w:r>
           </w:p>
         </w:tc>
         <w:tc>
@@ -7077,7 +7315,7 @@
           <w:p>
             <w:pPr>
               <w:pBdr/>
-              <w:spacing w:after="0" w:before="0" w:line="240"/>
+              <w:spacing w:after="0" w:before="0" w:line="240" w:lineRule="auto"/>
               <w:ind/>
               <w:rPr>
                 <w:rFonts w:ascii="Arial" w:hAnsi="Arial" w:eastAsia="Arial" w:cs="Arial"/>
@@ -7094,6 +7332,14 @@
                 <w:lang w:val="en-US"/>
               </w:rPr>
               <w:t xml:space="preserve">+</w:t>
+            </w:r>
+            <w:r>
+              <w:rPr>
+                <w:rFonts w:ascii="Arial" w:hAnsi="Arial" w:eastAsia="Arial" w:cs="Arial"/>
+                <w:color w:val="000000"/>
+                <w:sz w:val="24"/>
+                <w:lang w:val="en-US"/>
+              </w:rPr>
             </w:r>
             <w:r>
               <w:rPr>
@@ -7165,30 +7411,6 @@
                 <w:szCs w:val="24"/>
               </w:rPr>
             </w:r>
-            <w:r>
-              <w:rPr>
-                <w:rFonts w:ascii="Arial" w:hAnsi="Arial" w:eastAsia="Arial" w:cs="Arial"/>
-                <w:color w:val="000000"/>
-                <w:sz w:val="24"/>
-                <w:lang w:val="en-US"/>
-              </w:rPr>
-            </w:r>
-            <w:r>
-              <w:rPr>
-                <w:rFonts w:ascii="Arial" w:hAnsi="Arial" w:eastAsia="Arial" w:cs="Arial"/>
-                <w:color w:val="000000"/>
-                <w:sz w:val="24"/>
-                <w:lang w:val="en-US"/>
-              </w:rPr>
-            </w:r>
-            <w:r>
-              <w:rPr>
-                <w:rFonts w:ascii="Arial" w:hAnsi="Arial" w:eastAsia="Arial" w:cs="Arial"/>
-                <w:color w:val="000000" w:themeColor="text1"/>
-                <w:sz w:val="24"/>
-                <w:szCs w:val="24"/>
-              </w:rPr>
-            </w:r>
           </w:p>
         </w:tc>
         <w:tc>
@@ -7212,7 +7434,7 @@
           <w:p>
             <w:pPr>
               <w:pBdr/>
-              <w:spacing w:after="0" w:before="0" w:line="240"/>
+              <w:spacing w:after="0" w:before="0" w:line="240" w:lineRule="auto"/>
               <w:ind/>
               <w:rPr>
                 <w:rFonts w:ascii="Arial" w:hAnsi="Arial" w:eastAsia="Arial" w:cs="Arial"/>
@@ -7238,6 +7460,14 @@
                 <w:lang w:val="en-US"/>
               </w:rPr>
             </w:r>
+            <w:r>
+              <w:rPr>
+                <w:rFonts w:ascii="Arial" w:hAnsi="Arial" w:eastAsia="Arial" w:cs="Arial"/>
+                <w:color w:val="000000"/>
+                <w:sz w:val="24"/>
+                <w:lang w:val="en-US"/>
+              </w:rPr>
+            </w:r>
           </w:p>
         </w:tc>
       </w:tr>
@@ -7266,6 +7496,14 @@
       <w:r>
         <w:rPr>
           <w:rFonts w:ascii="Arial" w:hAnsi="Arial" w:eastAsia="Arial" w:cs="Arial"/>
+          <w:color w:val="000000" w:themeColor="text1"/>
+          <w:sz w:val="24"/>
+          <w:szCs w:val="24"/>
+        </w:rPr>
+      </w:r>
+      <w:r>
+        <w:rPr>
+          <w:rFonts w:ascii="Arial" w:hAnsi="Arial" w:cs="Arial"/>
           <w:color w:val="000000" w:themeColor="text1"/>
           <w:sz w:val="24"/>
           <w:szCs w:val="24"/>
@@ -7315,7 +7553,7 @@
       </w:r>
       <w:r>
         <w:rPr>
-          <w:rFonts w:ascii="Arial" w:hAnsi="Arial" w:eastAsia="Arial" w:cs="Arial"/>
+          <w:rFonts w:ascii="Arial" w:hAnsi="Arial" w:cs="Arial"/>
           <w:color w:val="000000" w:themeColor="text1"/>
           <w:sz w:val="24"/>
           <w:szCs w:val="24"/>
@@ -7777,7 +8015,28 @@
           <w:sz w:val="24"/>
           <w:szCs w:val="24"/>
         </w:rPr>
-        <w:t xml:space="preserve"> http://10.77.30.x:8081;</w:t>
+        <w:t xml:space="preserve"> http://10.77.30.</w:t>
+      </w:r>
+      <w:r>
+        <w:rPr>
+          <w:rStyle w:val="898"/>
+          <w:rFonts w:ascii="Arial" w:hAnsi="Arial" w:eastAsia="Arial" w:cs="Arial"/>
+          <w:color w:val="000000" w:themeColor="text1"/>
+          <w:sz w:val="24"/>
+          <w:szCs w:val="24"/>
+          <w:lang w:val="en-US"/>
+        </w:rPr>
+        <w:t xml:space="preserve">100</w:t>
+      </w:r>
+      <w:r>
+        <w:rPr>
+          <w:rStyle w:val="898"/>
+          <w:rFonts w:ascii="Arial" w:hAnsi="Arial" w:eastAsia="Arial" w:cs="Arial"/>
+          <w:color w:val="000000" w:themeColor="text1"/>
+          <w:sz w:val="24"/>
+          <w:szCs w:val="24"/>
+        </w:rPr>
+        <w:t xml:space="preserve">:8081;</w:t>
         <w:br/>
         <w:t xml:space="preserve">    </w:t>
       </w:r>
@@ -8073,7 +8332,28 @@
           <w:sz w:val="24"/>
           <w:szCs w:val="24"/>
         </w:rPr>
-        <w:t xml:space="preserve"> grpc://10.77.30.x:8081;</w:t>
+        <w:t xml:space="preserve"> grpc://10.77.30.</w:t>
+      </w:r>
+      <w:r>
+        <w:rPr>
+          <w:rStyle w:val="898"/>
+          <w:rFonts w:ascii="Arial" w:hAnsi="Arial" w:eastAsia="Arial" w:cs="Arial"/>
+          <w:color w:val="000000" w:themeColor="text1"/>
+          <w:sz w:val="24"/>
+          <w:szCs w:val="24"/>
+          <w:lang w:val="en-US"/>
+        </w:rPr>
+        <w:t xml:space="preserve">100</w:t>
+      </w:r>
+      <w:r>
+        <w:rPr>
+          <w:rStyle w:val="898"/>
+          <w:rFonts w:ascii="Arial" w:hAnsi="Arial" w:eastAsia="Arial" w:cs="Arial"/>
+          <w:color w:val="000000" w:themeColor="text1"/>
+          <w:sz w:val="24"/>
+          <w:szCs w:val="24"/>
+        </w:rPr>
+        <w:t xml:space="preserve">:8081;</w:t>
         <w:br/>
         <w:t xml:space="preserve">    </w:t>
       </w:r>
@@ -8265,7 +8545,28 @@
           <w:sz w:val="24"/>
           <w:szCs w:val="24"/>
         </w:rPr>
-        <w:t xml:space="preserve"> http://10.77.30.x:8081;</w:t>
+        <w:t xml:space="preserve"> http://10.77.30.</w:t>
+      </w:r>
+      <w:r>
+        <w:rPr>
+          <w:rStyle w:val="898"/>
+          <w:rFonts w:ascii="Arial" w:hAnsi="Arial" w:eastAsia="Arial" w:cs="Arial"/>
+          <w:color w:val="000000" w:themeColor="text1"/>
+          <w:sz w:val="24"/>
+          <w:szCs w:val="24"/>
+          <w:lang w:val="en-US"/>
+        </w:rPr>
+        <w:t xml:space="preserve">100</w:t>
+      </w:r>
+      <w:r>
+        <w:rPr>
+          <w:rStyle w:val="898"/>
+          <w:rFonts w:ascii="Arial" w:hAnsi="Arial" w:eastAsia="Arial" w:cs="Arial"/>
+          <w:color w:val="000000" w:themeColor="text1"/>
+          <w:sz w:val="24"/>
+          <w:szCs w:val="24"/>
+        </w:rPr>
+        <w:t xml:space="preserve">:8081;</w:t>
         <w:br/>
         <w:t xml:space="preserve">    </w:t>
       </w:r>
@@ -8315,6 +8616,14 @@
       <w:r>
         <w:rPr>
           <w:rFonts w:ascii="Arial" w:hAnsi="Arial" w:eastAsia="Arial" w:cs="Arial"/>
+          <w:color w:val="000000" w:themeColor="text1"/>
+          <w:sz w:val="24"/>
+          <w:szCs w:val="24"/>
+        </w:rPr>
+      </w:r>
+      <w:r>
+        <w:rPr>
+          <w:rFonts w:ascii="Arial" w:hAnsi="Arial" w:cs="Arial"/>
           <w:color w:val="000000" w:themeColor="text1"/>
           <w:sz w:val="24"/>
           <w:szCs w:val="24"/>
@@ -8391,6 +8700,14 @@
           <w:szCs w:val="24"/>
         </w:rPr>
       </w:r>
+      <w:r>
+        <w:rPr>
+          <w:rFonts w:ascii="Arial" w:hAnsi="Arial" w:cs="Arial"/>
+          <w:color w:val="000000" w:themeColor="text1"/>
+          <w:sz w:val="24"/>
+          <w:szCs w:val="24"/>
+        </w:rPr>
+      </w:r>
     </w:p>
     <w:p>
       <w:pPr>
@@ -8425,6 +8742,7 @@
       <w:r>
         <w:rPr>
           <w:color w:val="000000" w:themeColor="text1"/>
+          <w14:ligatures w14:val="none"/>
         </w:rPr>
       </w:r>
     </w:p>
@@ -8452,37 +8770,10 @@
       </w:r>
       <w:r>
         <w:rPr>
-          <w:rFonts w:ascii="Arial" w:hAnsi="Arial" w:eastAsia="Arial" w:cs="Arial"/>
-          <w:color w:val="000000" w:themeColor="text1"/>
-          <w:sz w:val="24"/>
-          <w:szCs w:val="24"/>
-        </w:rPr>
-      </w:r>
-      <w:r>
-        <w:rPr>
           <w:rFonts w:ascii="Arial" w:hAnsi="Arial" w:cs="Arial"/>
           <w:color w:val="000000" w:themeColor="text1"/>
           <w:sz w:val="24"/>
           <w:szCs w:val="24"/>
-          <w:highlight w:val="none"/>
-        </w:rPr>
-      </w:r>
-      <w:r>
-        <w:rPr>
-          <w:rFonts w:ascii="Arial" w:hAnsi="Arial" w:cs="Arial"/>
-          <w:color w:val="000000" w:themeColor="text1"/>
-          <w:sz w:val="24"/>
-          <w:szCs w:val="24"/>
-          <w:highlight w:val="none"/>
-        </w:rPr>
-      </w:r>
-      <w:r>
-        <w:rPr>
-          <w:rFonts w:ascii="Arial" w:hAnsi="Arial" w:cs="Arial"/>
-          <w:color w:val="000000" w:themeColor="text1"/>
-          <w:sz w:val="24"/>
-          <w:szCs w:val="24"/>
-          <w:highlight w:val="none"/>
         </w:rPr>
       </w:r>
       <w:r>
@@ -8537,7 +8828,7 @@
           <w:p>
             <w:pPr>
               <w:pBdr/>
-              <w:spacing w:after="0" w:before="0" w:line="240"/>
+              <w:spacing w:after="0" w:before="0" w:line="240" w:lineRule="auto"/>
               <w:ind/>
               <w:rPr/>
             </w:pPr>
@@ -8574,7 +8865,7 @@
           <w:p>
             <w:pPr>
               <w:pBdr/>
-              <w:spacing w:after="0" w:before="0" w:line="240"/>
+              <w:spacing w:after="0" w:before="0" w:line="240" w:lineRule="auto"/>
               <w:ind/>
               <w:rPr/>
             </w:pPr>
@@ -8613,7 +8904,7 @@
           <w:p>
             <w:pPr>
               <w:pBdr/>
-              <w:spacing w:after="0" w:before="0" w:line="240"/>
+              <w:spacing w:after="0" w:before="0" w:line="240" w:lineRule="auto"/>
               <w:ind/>
               <w:rPr/>
             </w:pPr>
@@ -8648,7 +8939,7 @@
           <w:p>
             <w:pPr>
               <w:pBdr/>
-              <w:spacing w:after="0" w:before="0" w:line="240"/>
+              <w:spacing w:after="0" w:before="0" w:line="240" w:lineRule="auto"/>
               <w:ind/>
               <w:rPr/>
             </w:pPr>
@@ -8686,7 +8977,7 @@
           <w:p>
             <w:pPr>
               <w:pBdr/>
-              <w:spacing w:after="0" w:before="0" w:line="240"/>
+              <w:spacing w:after="0" w:before="0" w:line="240" w:lineRule="auto"/>
               <w:ind/>
               <w:rPr/>
             </w:pPr>
@@ -8756,22 +9047,6 @@
                 <w:szCs w:val="24"/>
               </w:rPr>
             </w:r>
-            <w:r>
-              <w:rPr>
-                <w:rFonts w:ascii="Arial" w:hAnsi="Arial" w:eastAsia="Arial" w:cs="Arial"/>
-                <w:color w:val="000000"/>
-                <w:sz w:val="24"/>
-              </w:rPr>
-            </w:r>
-            <w:r/>
-            <w:r>
-              <w:rPr>
-                <w:rFonts w:ascii="Arial" w:hAnsi="Arial" w:cs="Arial"/>
-                <w:color w:val="000000" w:themeColor="text1"/>
-                <w:sz w:val="24"/>
-                <w:szCs w:val="24"/>
-              </w:rPr>
-            </w:r>
           </w:p>
         </w:tc>
       </w:tr>
@@ -8824,22 +9099,6 @@
                 <w:szCs w:val="24"/>
               </w:rPr>
             </w:r>
-            <w:r>
-              <w:rPr>
-                <w:rFonts w:ascii="Arial" w:hAnsi="Arial" w:cs="Arial"/>
-                <w:color w:val="000000" w:themeColor="text1"/>
-                <w:sz w:val="24"/>
-                <w:szCs w:val="24"/>
-              </w:rPr>
-            </w:r>
-            <w:r>
-              <w:rPr>
-                <w:rFonts w:ascii="Arial" w:hAnsi="Arial" w:eastAsia="Arial" w:cs="Arial"/>
-                <w:color w:val="000000"/>
-                <w:sz w:val="24"/>
-              </w:rPr>
-            </w:r>
-            <w:r/>
             <w:r>
               <w:rPr>
                 <w:rFonts w:ascii="Arial" w:hAnsi="Arial" w:cs="Arial"/>
@@ -8936,22 +9195,6 @@
                 <w:szCs w:val="24"/>
               </w:rPr>
             </w:r>
-            <w:r>
-              <w:rPr>
-                <w:rFonts w:ascii="Arial" w:hAnsi="Arial" w:eastAsia="Arial" w:cs="Arial"/>
-                <w:color w:val="000000"/>
-                <w:sz w:val="24"/>
-              </w:rPr>
-            </w:r>
-            <w:r/>
-            <w:r>
-              <w:rPr>
-                <w:rFonts w:ascii="Arial" w:hAnsi="Arial" w:cs="Arial"/>
-                <w:color w:val="000000" w:themeColor="text1"/>
-                <w:sz w:val="24"/>
-                <w:szCs w:val="24"/>
-              </w:rPr>
-            </w:r>
           </w:p>
         </w:tc>
       </w:tr>
@@ -9000,30 +9243,6 @@
             <w:r>
               <w:rPr>
                 <w:rFonts w:ascii="Arial" w:hAnsi="Arial" w:cs="Arial"/>
-                <w:color w:val="000000" w:themeColor="text1"/>
-                <w:sz w:val="24"/>
-                <w:szCs w:val="24"/>
-              </w:rPr>
-            </w:r>
-            <w:r>
-              <w:rPr>
-                <w:rFonts w:ascii="Arial" w:hAnsi="Arial" w:cs="Arial"/>
-                <w:color w:val="000000" w:themeColor="text1"/>
-                <w:sz w:val="24"/>
-                <w:szCs w:val="24"/>
-              </w:rPr>
-            </w:r>
-            <w:r>
-              <w:rPr>
-                <w:rFonts w:ascii="Arial" w:hAnsi="Arial" w:eastAsia="Arial" w:cs="Arial"/>
-                <w:color w:val="000000" w:themeColor="text1"/>
-                <w:sz w:val="24"/>
-                <w:szCs w:val="24"/>
-              </w:rPr>
-            </w:r>
-            <w:r>
-              <w:rPr>
-                <w:rFonts w:ascii="Arial" w:hAnsi="Arial" w:eastAsia="Arial" w:cs="Arial"/>
                 <w:color w:val="000000" w:themeColor="text1"/>
                 <w:sz w:val="24"/>
                 <w:szCs w:val="24"/>
@@ -9103,34 +9322,6 @@
                 <w:szCs w:val="24"/>
               </w:rPr>
             </w:r>
-            <w:r>
-              <w:rPr>
-                <w:rFonts w:ascii="Arial" w:hAnsi="Arial" w:eastAsia="Arial" w:cs="Arial"/>
-                <w:color w:val="000000" w:themeColor="text1"/>
-                <w:sz w:val="24"/>
-                <w:szCs w:val="24"/>
-                <w:lang w:val="lt-LT"/>
-              </w:rPr>
-            </w:r>
-            <w:r>
-              <w:rPr>
-                <w:rFonts w:ascii="Arial" w:hAnsi="Arial" w:eastAsia="Arial" w:cs="Arial"/>
-                <w:color w:val="000000" w:themeColor="text1"/>
-                <w:sz w:val="24"/>
-                <w:szCs w:val="24"/>
-                <w:lang w:val="lt-LT"/>
-              </w:rPr>
-            </w:r>
-            <w:r>
-              <w:rPr>
-                <w:rFonts w:ascii="Arial" w:hAnsi="Arial" w:cs="Arial"/>
-                <w:b w:val="0"/>
-                <w:bCs w:val="0"/>
-                <w:color w:val="000000" w:themeColor="text1"/>
-                <w:sz w:val="24"/>
-                <w:szCs w:val="24"/>
-              </w:rPr>
-            </w:r>
           </w:p>
         </w:tc>
       </w:tr>
@@ -9160,6 +9351,15 @@
       <w:r>
         <w:rPr>
           <w:rFonts w:ascii="Arial" w:hAnsi="Arial" w:eastAsia="Arial" w:cs="Arial"/>
+          <w:color w:val="000000" w:themeColor="text1"/>
+          <w:sz w:val="24"/>
+          <w:szCs w:val="24"/>
+          <w:highlight w:val="none"/>
+        </w:rPr>
+      </w:r>
+      <w:r>
+        <w:rPr>
+          <w:rFonts w:ascii="Arial" w:hAnsi="Arial" w:cs="Arial"/>
           <w:color w:val="000000" w:themeColor="text1"/>
           <w:sz w:val="24"/>
           <w:szCs w:val="24"/>
@@ -9223,6 +9423,14 @@
       <w:r>
         <w:rPr>
           <w:rFonts w:ascii="Arial" w:hAnsi="Arial" w:eastAsia="Arial" w:cs="Arial"/>
+          <w:color w:val="000000" w:themeColor="text1"/>
+          <w:sz w:val="24"/>
+          <w:szCs w:val="24"/>
+        </w:rPr>
+      </w:r>
+      <w:r>
+        <w:rPr>
+          <w:rFonts w:ascii="Arial" w:hAnsi="Arial" w:cs="Arial"/>
           <w:color w:val="000000" w:themeColor="text1"/>
           <w:sz w:val="24"/>
           <w:szCs w:val="24"/>
@@ -9352,6 +9560,14 @@
           <w:szCs w:val="24"/>
         </w:rPr>
       </w:r>
+      <w:r>
+        <w:rPr>
+          <w:rFonts w:ascii="Arial" w:hAnsi="Arial" w:cs="Arial"/>
+          <w:sz w:val="24"/>
+          <w:szCs w:val="24"/>
+          <w:highlight w:val="none"/>
+        </w:rPr>
+      </w:r>
     </w:p>
     <w:tbl>
       <w:tblPr>
@@ -9400,7 +9616,7 @@
           <w:p>
             <w:pPr>
               <w:pBdr/>
-              <w:spacing w:after="0" w:before="0" w:line="240"/>
+              <w:spacing w:after="0" w:before="0" w:line="240" w:lineRule="auto"/>
               <w:ind/>
               <w:rPr>
                 <w:rFonts w:ascii="Arial" w:hAnsi="Arial" w:cs="Arial"/>
@@ -9417,6 +9633,11 @@
             <w:r>
               <w:rPr>
                 <w:rFonts w:ascii="Arial" w:hAnsi="Arial" w:eastAsia="Arial" w:cs="Arial"/>
+              </w:rPr>
+            </w:r>
+            <w:r>
+              <w:rPr>
+                <w:rFonts w:ascii="Arial" w:hAnsi="Arial" w:cs="Arial"/>
               </w:rPr>
             </w:r>
           </w:p>
@@ -9442,7 +9663,7 @@
           <w:p>
             <w:pPr>
               <w:pBdr/>
-              <w:spacing w:after="0" w:before="0" w:line="240"/>
+              <w:spacing w:after="0" w:before="0" w:line="240" w:lineRule="auto"/>
               <w:ind/>
               <w:rPr>
                 <w:rFonts w:ascii="Arial" w:hAnsi="Arial" w:cs="Arial"/>
@@ -9460,6 +9681,11 @@
             <w:r>
               <w:rPr>
                 <w:rFonts w:ascii="Arial" w:hAnsi="Arial" w:eastAsia="Arial" w:cs="Arial"/>
+              </w:rPr>
+            </w:r>
+            <w:r>
+              <w:rPr>
+                <w:rFonts w:ascii="Arial" w:hAnsi="Arial" w:cs="Arial"/>
               </w:rPr>
             </w:r>
           </w:p>
@@ -9485,7 +9711,7 @@
           <w:p>
             <w:pPr>
               <w:pBdr/>
-              <w:spacing w:after="0" w:before="0" w:line="240"/>
+              <w:spacing w:after="0" w:before="0" w:line="240" w:lineRule="auto"/>
               <w:ind/>
               <w:rPr>
                 <w:rFonts w:ascii="Arial" w:hAnsi="Arial" w:cs="Arial"/>
@@ -9503,6 +9729,11 @@
             <w:r>
               <w:rPr>
                 <w:rFonts w:ascii="Arial" w:hAnsi="Arial" w:eastAsia="Arial" w:cs="Arial"/>
+              </w:rPr>
+            </w:r>
+            <w:r>
+              <w:rPr>
+                <w:rFonts w:ascii="Arial" w:hAnsi="Arial" w:cs="Arial"/>
               </w:rPr>
             </w:r>
           </w:p>
@@ -9528,7 +9759,7 @@
           <w:p>
             <w:pPr>
               <w:pBdr/>
-              <w:spacing w:after="0" w:before="0" w:line="240"/>
+              <w:spacing w:after="0" w:before="0" w:line="240" w:lineRule="auto"/>
               <w:ind/>
               <w:rPr>
                 <w:rFonts w:ascii="Arial" w:hAnsi="Arial" w:cs="Arial"/>
@@ -9546,6 +9777,11 @@
             <w:r>
               <w:rPr>
                 <w:rFonts w:ascii="Arial" w:hAnsi="Arial" w:eastAsia="Arial" w:cs="Arial"/>
+              </w:rPr>
+            </w:r>
+            <w:r>
+              <w:rPr>
+                <w:rFonts w:ascii="Arial" w:hAnsi="Arial" w:cs="Arial"/>
               </w:rPr>
             </w:r>
           </w:p>
@@ -9571,7 +9807,7 @@
           <w:p>
             <w:pPr>
               <w:pBdr/>
-              <w:spacing w:after="0" w:before="0" w:line="240"/>
+              <w:spacing w:after="0" w:before="0" w:line="240" w:lineRule="auto"/>
               <w:ind/>
               <w:rPr>
                 <w:rFonts w:ascii="Arial" w:hAnsi="Arial" w:cs="Arial"/>
@@ -9589,6 +9825,11 @@
             <w:r>
               <w:rPr>
                 <w:rFonts w:ascii="Arial" w:hAnsi="Arial" w:eastAsia="Arial" w:cs="Arial"/>
+              </w:rPr>
+            </w:r>
+            <w:r>
+              <w:rPr>
+                <w:rFonts w:ascii="Arial" w:hAnsi="Arial" w:cs="Arial"/>
               </w:rPr>
             </w:r>
           </w:p>
@@ -9614,7 +9855,7 @@
           <w:p>
             <w:pPr>
               <w:pBdr/>
-              <w:spacing w:after="0" w:before="0" w:line="240"/>
+              <w:spacing w:after="0" w:before="0" w:line="240" w:lineRule="auto"/>
               <w:ind/>
               <w:rPr>
                 <w:rFonts w:ascii="Arial" w:hAnsi="Arial" w:cs="Arial"/>
@@ -9632,6 +9873,11 @@
             <w:r>
               <w:rPr>
                 <w:rFonts w:ascii="Arial" w:hAnsi="Arial" w:eastAsia="Arial" w:cs="Arial"/>
+              </w:rPr>
+            </w:r>
+            <w:r>
+              <w:rPr>
+                <w:rFonts w:ascii="Arial" w:hAnsi="Arial" w:cs="Arial"/>
               </w:rPr>
             </w:r>
           </w:p>
@@ -9659,7 +9905,7 @@
           <w:p>
             <w:pPr>
               <w:pBdr/>
-              <w:spacing w:after="0" w:before="0" w:line="240"/>
+              <w:spacing w:after="0" w:before="0" w:line="240" w:lineRule="auto"/>
               <w:ind/>
               <w:rPr>
                 <w:rFonts w:ascii="Arial" w:hAnsi="Arial" w:cs="Arial"/>
@@ -9676,6 +9922,11 @@
             <w:r>
               <w:rPr>
                 <w:rFonts w:ascii="Arial" w:hAnsi="Arial" w:eastAsia="Arial" w:cs="Arial"/>
+              </w:rPr>
+            </w:r>
+            <w:r>
+              <w:rPr>
+                <w:rFonts w:ascii="Arial" w:hAnsi="Arial" w:cs="Arial"/>
               </w:rPr>
             </w:r>
           </w:p>
@@ -9700,7 +9951,7 @@
           <w:p>
             <w:pPr>
               <w:pBdr/>
-              <w:spacing w:after="0" w:before="0" w:line="240"/>
+              <w:spacing w:after="0" w:before="0" w:line="240" w:lineRule="auto"/>
               <w:ind/>
               <w:rPr>
                 <w:rFonts w:ascii="Arial" w:hAnsi="Arial" w:cs="Arial"/>
@@ -9717,6 +9968,11 @@
             <w:r>
               <w:rPr>
                 <w:rFonts w:ascii="Arial" w:hAnsi="Arial" w:eastAsia="Arial" w:cs="Arial"/>
+              </w:rPr>
+            </w:r>
+            <w:r>
+              <w:rPr>
+                <w:rFonts w:ascii="Arial" w:hAnsi="Arial" w:cs="Arial"/>
               </w:rPr>
             </w:r>
           </w:p>
@@ -9741,7 +9997,7 @@
           <w:p>
             <w:pPr>
               <w:pBdr/>
-              <w:spacing w:after="0" w:before="0" w:line="240"/>
+              <w:spacing w:after="0" w:before="0" w:line="240" w:lineRule="auto"/>
               <w:ind/>
               <w:rPr>
                 <w:rFonts w:ascii="Arial" w:hAnsi="Arial" w:cs="Arial"/>
@@ -9758,6 +10014,11 @@
             <w:r>
               <w:rPr>
                 <w:rFonts w:ascii="Arial" w:hAnsi="Arial" w:eastAsia="Arial" w:cs="Arial"/>
+              </w:rPr>
+            </w:r>
+            <w:r>
+              <w:rPr>
+                <w:rFonts w:ascii="Arial" w:hAnsi="Arial" w:cs="Arial"/>
               </w:rPr>
             </w:r>
           </w:p>
@@ -9782,7 +10043,7 @@
           <w:p>
             <w:pPr>
               <w:pBdr/>
-              <w:spacing w:after="0" w:before="0" w:line="240"/>
+              <w:spacing w:after="0" w:before="0" w:line="240" w:lineRule="auto"/>
               <w:ind/>
               <w:rPr>
                 <w:rFonts w:ascii="Arial" w:hAnsi="Arial" w:cs="Arial"/>
@@ -9799,6 +10060,11 @@
             <w:r>
               <w:rPr>
                 <w:rFonts w:ascii="Arial" w:hAnsi="Arial" w:eastAsia="Arial" w:cs="Arial"/>
+              </w:rPr>
+            </w:r>
+            <w:r>
+              <w:rPr>
+                <w:rFonts w:ascii="Arial" w:hAnsi="Arial" w:cs="Arial"/>
               </w:rPr>
             </w:r>
           </w:p>
@@ -9823,7 +10089,7 @@
           <w:p>
             <w:pPr>
               <w:pBdr/>
-              <w:spacing w:after="0" w:before="0" w:line="240"/>
+              <w:spacing w:after="0" w:before="0" w:line="240" w:lineRule="auto"/>
               <w:ind/>
               <w:rPr>
                 <w:rFonts w:ascii="Arial" w:hAnsi="Arial" w:cs="Arial"/>
@@ -9840,6 +10106,11 @@
             <w:r>
               <w:rPr>
                 <w:rFonts w:ascii="Arial" w:hAnsi="Arial" w:eastAsia="Arial" w:cs="Arial"/>
+              </w:rPr>
+            </w:r>
+            <w:r>
+              <w:rPr>
+                <w:rFonts w:ascii="Arial" w:hAnsi="Arial" w:cs="Arial"/>
               </w:rPr>
             </w:r>
           </w:p>
@@ -9864,7 +10135,7 @@
           <w:p>
             <w:pPr>
               <w:pBdr/>
-              <w:spacing w:after="0" w:before="0" w:line="240"/>
+              <w:spacing w:after="0" w:before="0" w:line="240" w:lineRule="auto"/>
               <w:ind/>
               <w:rPr>
                 <w:rFonts w:ascii="Arial" w:hAnsi="Arial" w:cs="Arial"/>
@@ -9881,6 +10152,11 @@
             <w:r>
               <w:rPr>
                 <w:rFonts w:ascii="Arial" w:hAnsi="Arial" w:eastAsia="Arial" w:cs="Arial"/>
+              </w:rPr>
+            </w:r>
+            <w:r>
+              <w:rPr>
+                <w:rFonts w:ascii="Arial" w:hAnsi="Arial" w:cs="Arial"/>
               </w:rPr>
             </w:r>
           </w:p>
@@ -9908,7 +10184,7 @@
           <w:p>
             <w:pPr>
               <w:pBdr/>
-              <w:spacing w:after="0" w:before="0" w:line="240"/>
+              <w:spacing w:after="0" w:before="0" w:line="240" w:lineRule="auto"/>
               <w:ind/>
               <w:rPr>
                 <w:rFonts w:ascii="Arial" w:hAnsi="Arial" w:cs="Arial"/>
@@ -9925,6 +10201,11 @@
             <w:r>
               <w:rPr>
                 <w:rFonts w:ascii="Arial" w:hAnsi="Arial" w:eastAsia="Arial" w:cs="Arial"/>
+              </w:rPr>
+            </w:r>
+            <w:r>
+              <w:rPr>
+                <w:rFonts w:ascii="Arial" w:hAnsi="Arial" w:cs="Arial"/>
               </w:rPr>
             </w:r>
           </w:p>
@@ -9949,7 +10230,7 @@
           <w:p>
             <w:pPr>
               <w:pBdr/>
-              <w:spacing w:after="0" w:before="0" w:line="240"/>
+              <w:spacing w:after="0" w:before="0" w:line="240" w:lineRule="auto"/>
               <w:ind/>
               <w:rPr>
                 <w:rFonts w:ascii="Arial" w:hAnsi="Arial" w:cs="Arial"/>
@@ -9966,6 +10247,11 @@
             <w:r>
               <w:rPr>
                 <w:rFonts w:ascii="Arial" w:hAnsi="Arial" w:eastAsia="Arial" w:cs="Arial"/>
+              </w:rPr>
+            </w:r>
+            <w:r>
+              <w:rPr>
+                <w:rFonts w:ascii="Arial" w:hAnsi="Arial" w:cs="Arial"/>
               </w:rPr>
             </w:r>
           </w:p>
@@ -9990,7 +10276,7 @@
           <w:p>
             <w:pPr>
               <w:pBdr/>
-              <w:spacing w:after="0" w:before="0" w:line="240"/>
+              <w:spacing w:after="0" w:before="0" w:line="240" w:lineRule="auto"/>
               <w:ind/>
               <w:rPr>
                 <w:rFonts w:ascii="Arial" w:hAnsi="Arial" w:cs="Arial"/>
@@ -10007,6 +10293,11 @@
             <w:r>
               <w:rPr>
                 <w:rFonts w:ascii="Arial" w:hAnsi="Arial" w:eastAsia="Arial" w:cs="Arial"/>
+              </w:rPr>
+            </w:r>
+            <w:r>
+              <w:rPr>
+                <w:rFonts w:ascii="Arial" w:hAnsi="Arial" w:cs="Arial"/>
               </w:rPr>
             </w:r>
           </w:p>
@@ -10031,7 +10322,7 @@
           <w:p>
             <w:pPr>
               <w:pBdr/>
-              <w:spacing w:after="0" w:before="0" w:line="240"/>
+              <w:spacing w:after="0" w:before="0" w:line="240" w:lineRule="auto"/>
               <w:ind/>
               <w:rPr>
                 <w:rFonts w:ascii="Arial" w:hAnsi="Arial" w:cs="Arial"/>
@@ -10048,6 +10339,11 @@
             <w:r>
               <w:rPr>
                 <w:rFonts w:ascii="Arial" w:hAnsi="Arial" w:eastAsia="Arial" w:cs="Arial"/>
+              </w:rPr>
+            </w:r>
+            <w:r>
+              <w:rPr>
+                <w:rFonts w:ascii="Arial" w:hAnsi="Arial" w:cs="Arial"/>
               </w:rPr>
             </w:r>
           </w:p>
@@ -10072,7 +10368,7 @@
           <w:p>
             <w:pPr>
               <w:pBdr/>
-              <w:spacing w:after="0" w:before="0" w:line="240"/>
+              <w:spacing w:after="0" w:before="0" w:line="240" w:lineRule="auto"/>
               <w:ind/>
               <w:rPr>
                 <w:rFonts w:ascii="Arial" w:hAnsi="Arial" w:cs="Arial"/>
@@ -10089,6 +10385,11 @@
             <w:r>
               <w:rPr>
                 <w:rFonts w:ascii="Arial" w:hAnsi="Arial" w:eastAsia="Arial" w:cs="Arial"/>
+              </w:rPr>
+            </w:r>
+            <w:r>
+              <w:rPr>
+                <w:rFonts w:ascii="Arial" w:hAnsi="Arial" w:cs="Arial"/>
               </w:rPr>
             </w:r>
           </w:p>
@@ -10113,7 +10414,7 @@
           <w:p>
             <w:pPr>
               <w:pBdr/>
-              <w:spacing w:after="0" w:before="0" w:line="240"/>
+              <w:spacing w:after="0" w:before="0" w:line="240" w:lineRule="auto"/>
               <w:ind/>
               <w:rPr>
                 <w:rFonts w:ascii="Arial" w:hAnsi="Arial" w:cs="Arial"/>
@@ -10130,6 +10431,11 @@
             <w:r>
               <w:rPr>
                 <w:rFonts w:ascii="Arial" w:hAnsi="Arial" w:eastAsia="Arial" w:cs="Arial"/>
+              </w:rPr>
+            </w:r>
+            <w:r>
+              <w:rPr>
+                <w:rFonts w:ascii="Arial" w:hAnsi="Arial" w:cs="Arial"/>
               </w:rPr>
             </w:r>
           </w:p>
@@ -10157,7 +10463,7 @@
           <w:p>
             <w:pPr>
               <w:pBdr/>
-              <w:spacing w:after="0" w:before="0" w:line="240"/>
+              <w:spacing w:after="0" w:before="0" w:line="240" w:lineRule="auto"/>
               <w:ind/>
               <w:rPr>
                 <w:rFonts w:ascii="Arial" w:hAnsi="Arial" w:cs="Arial"/>
@@ -10174,6 +10480,11 @@
             <w:r>
               <w:rPr>
                 <w:rFonts w:ascii="Arial" w:hAnsi="Arial" w:eastAsia="Arial" w:cs="Arial"/>
+              </w:rPr>
+            </w:r>
+            <w:r>
+              <w:rPr>
+                <w:rFonts w:ascii="Arial" w:hAnsi="Arial" w:cs="Arial"/>
               </w:rPr>
             </w:r>
           </w:p>
@@ -10198,7 +10509,7 @@
           <w:p>
             <w:pPr>
               <w:pBdr/>
-              <w:spacing w:after="0" w:before="0" w:line="240"/>
+              <w:spacing w:after="0" w:before="0" w:line="240" w:lineRule="auto"/>
               <w:ind/>
               <w:rPr>
                 <w:rFonts w:ascii="Arial" w:hAnsi="Arial" w:cs="Arial"/>
@@ -10215,6 +10526,11 @@
             <w:r>
               <w:rPr>
                 <w:rFonts w:ascii="Arial" w:hAnsi="Arial" w:eastAsia="Arial" w:cs="Arial"/>
+              </w:rPr>
+            </w:r>
+            <w:r>
+              <w:rPr>
+                <w:rFonts w:ascii="Arial" w:hAnsi="Arial" w:cs="Arial"/>
               </w:rPr>
             </w:r>
           </w:p>
@@ -10239,7 +10555,7 @@
           <w:p>
             <w:pPr>
               <w:pBdr/>
-              <w:spacing w:after="0" w:before="0" w:line="240"/>
+              <w:spacing w:after="0" w:before="0" w:line="240" w:lineRule="auto"/>
               <w:ind/>
               <w:rPr>
                 <w:rFonts w:ascii="Arial" w:hAnsi="Arial" w:cs="Arial"/>
@@ -10256,6 +10572,11 @@
             <w:r>
               <w:rPr>
                 <w:rFonts w:ascii="Arial" w:hAnsi="Arial" w:eastAsia="Arial" w:cs="Arial"/>
+              </w:rPr>
+            </w:r>
+            <w:r>
+              <w:rPr>
+                <w:rFonts w:ascii="Arial" w:hAnsi="Arial" w:cs="Arial"/>
               </w:rPr>
             </w:r>
           </w:p>
@@ -10280,7 +10601,7 @@
           <w:p>
             <w:pPr>
               <w:pBdr/>
-              <w:spacing w:after="0" w:before="0" w:line="240"/>
+              <w:spacing w:after="0" w:before="0" w:line="240" w:lineRule="auto"/>
               <w:ind/>
               <w:rPr>
                 <w:rFonts w:ascii="Arial" w:hAnsi="Arial" w:cs="Arial"/>
@@ -10297,6 +10618,11 @@
             <w:r>
               <w:rPr>
                 <w:rFonts w:ascii="Arial" w:hAnsi="Arial" w:eastAsia="Arial" w:cs="Arial"/>
+              </w:rPr>
+            </w:r>
+            <w:r>
+              <w:rPr>
+                <w:rFonts w:ascii="Arial" w:hAnsi="Arial" w:cs="Arial"/>
               </w:rPr>
             </w:r>
           </w:p>
@@ -10321,7 +10647,7 @@
           <w:p>
             <w:pPr>
               <w:pBdr/>
-              <w:spacing w:after="0" w:before="0" w:line="240"/>
+              <w:spacing w:after="0" w:before="0" w:line="240" w:lineRule="auto"/>
               <w:ind/>
               <w:rPr>
                 <w:rFonts w:ascii="Arial" w:hAnsi="Arial" w:cs="Arial"/>
@@ -10338,6 +10664,11 @@
             <w:r>
               <w:rPr>
                 <w:rFonts w:ascii="Arial" w:hAnsi="Arial" w:eastAsia="Arial" w:cs="Arial"/>
+              </w:rPr>
+            </w:r>
+            <w:r>
+              <w:rPr>
+                <w:rFonts w:ascii="Arial" w:hAnsi="Arial" w:cs="Arial"/>
               </w:rPr>
             </w:r>
           </w:p>
@@ -10362,7 +10693,7 @@
           <w:p>
             <w:pPr>
               <w:pBdr/>
-              <w:spacing w:after="0" w:before="0" w:line="240"/>
+              <w:spacing w:after="0" w:before="0" w:line="240" w:lineRule="auto"/>
               <w:ind/>
               <w:rPr>
                 <w:rFonts w:ascii="Arial" w:hAnsi="Arial" w:cs="Arial"/>
@@ -10381,6 +10712,11 @@
                 <w:rFonts w:ascii="Arial" w:hAnsi="Arial" w:eastAsia="Arial" w:cs="Arial"/>
               </w:rPr>
             </w:r>
+            <w:r>
+              <w:rPr>
+                <w:rFonts w:ascii="Arial" w:hAnsi="Arial" w:cs="Arial"/>
+              </w:rPr>
+            </w:r>
           </w:p>
         </w:tc>
       </w:tr>
@@ -10405,11 +10741,7 @@
           <w:highlight w:val="none"/>
         </w:rPr>
       </w:r>
-      <w:r>
-        <w:rPr>
-          <w:highlight w:val="none"/>
-        </w:rPr>
-      </w:r>
+      <w:r/>
     </w:p>
     <w:p>
       <w:pPr>
@@ -10440,6 +10772,14 @@
           <w:szCs w:val="24"/>
         </w:rPr>
       </w:r>
+      <w:r>
+        <w:rPr>
+          <w:rFonts w:ascii="Arial" w:hAnsi="Arial" w:cs="Arial"/>
+          <w:color w:val="000000" w:themeColor="text1"/>
+          <w:sz w:val="24"/>
+          <w:szCs w:val="24"/>
+        </w:rPr>
+      </w:r>
     </w:p>
     <w:p>
       <w:pPr>
@@ -10470,6 +10810,14 @@
           <w:szCs w:val="24"/>
         </w:rPr>
       </w:r>
+      <w:r>
+        <w:rPr>
+          <w:rFonts w:ascii="Arial" w:hAnsi="Arial" w:cs="Arial"/>
+          <w:color w:val="000000" w:themeColor="text1"/>
+          <w:sz w:val="24"/>
+          <w:szCs w:val="24"/>
+        </w:rPr>
+      </w:r>
     </w:p>
     <w:p>
       <w:pPr>
@@ -10484,15 +10832,6 @@
           <w:szCs w:val="24"/>
         </w:rPr>
       </w:pPr>
-      <w:r>
-        <w:rPr>
-          <w:rFonts w:ascii="Arial" w:hAnsi="Arial" w:eastAsia="Arial" w:cs="Arial"/>
-          <w:color w:val="000000" w:themeColor="text1"/>
-          <w:sz w:val="24"/>
-          <w:szCs w:val="24"/>
-          <w:highlight w:val="none"/>
-        </w:rPr>
-      </w:r>
       <w:r>
         <w:rPr>
           <w:rFonts w:ascii="Arial" w:hAnsi="Arial" w:eastAsia="Arial" w:cs="Arial"/>
@@ -10510,6 +10849,14 @@
           <w:szCs w:val="24"/>
         </w:rPr>
       </w:r>
+      <w:r>
+        <w:rPr>
+          <w:rFonts w:ascii="Arial" w:hAnsi="Arial" w:cs="Arial"/>
+          <w:color w:val="000000" w:themeColor="text1"/>
+          <w:sz w:val="24"/>
+          <w:szCs w:val="24"/>
+        </w:rPr>
+      </w:r>
     </w:p>
     <w:p>
       <w:pPr>
@@ -10535,6 +10882,14 @@
       <w:r>
         <w:rPr>
           <w:rFonts w:ascii="Arial" w:hAnsi="Arial" w:eastAsia="Arial" w:cs="Arial"/>
+          <w:color w:val="000000" w:themeColor="text1"/>
+          <w:sz w:val="24"/>
+          <w:szCs w:val="24"/>
+        </w:rPr>
+      </w:r>
+      <w:r>
+        <w:rPr>
+          <w:rFonts w:ascii="Arial" w:hAnsi="Arial" w:cs="Arial"/>
           <w:color w:val="000000" w:themeColor="text1"/>
           <w:sz w:val="24"/>
           <w:szCs w:val="24"/>
